--- a/report_template/template_main/HRDComplete_CustomEdition_JNFY_v1.1.0.docx
+++ b/report_template/template_main/HRDComplete_CustomEdition_JNFY_v1.1.0.docx
@@ -118,7 +118,7 @@
                     </wp:anchor>
                   </w:drawing>
                 </mc:Choice>
-                <mc:Fallback xmlns:w16du="http://schemas.microsoft.com/office/word/2023/wordml/word16du" xmlns:oel="http://schemas.microsoft.com/office/2019/extlst">
+                <mc:Fallback xmlns:oel="http://schemas.microsoft.com/office/2019/extlst" xmlns:w16du="http://schemas.microsoft.com/office/word/2023/wordml/word16du">
                   <w:pict>
                     <v:shapetype w14:anchorId="03426675" id="_x0000_t120" coordsize="21600,21600" o:spt="120" path="m10800,qx,10800,10800,21600,21600,10800,10800,xe">
                       <v:path gradientshapeok="t" o:connecttype="custom" o:connectlocs="10800,0;3163,3163;0,10800;3163,18437;10800,21600;18437,18437;21600,10800;18437,3163" textboxrect="3163,3163,18437,18437"/>
@@ -249,7 +249,7 @@
                     </wp:anchor>
                   </w:drawing>
                 </mc:Choice>
-                <mc:Fallback xmlns:w16du="http://schemas.microsoft.com/office/word/2023/wordml/word16du" xmlns:oel="http://schemas.microsoft.com/office/2019/extlst">
+                <mc:Fallback xmlns:oel="http://schemas.microsoft.com/office/2019/extlst" xmlns:w16du="http://schemas.microsoft.com/office/word/2023/wordml/word16du">
                   <w:pict>
                     <v:roundrect w14:anchorId="27DC0408" id="矩形: 圆角 69" o:spid="_x0000_s1026" style="position:absolute;left:0;text-align:left;margin-left:-2.75pt;margin-top:3.25pt;width:71.3pt;height:25.3pt;z-index:-251626496;visibility:visible;mso-wrap-style:square;mso-wrap-distance-left:9pt;mso-wrap-distance-top:0;mso-wrap-distance-right:9pt;mso-wrap-distance-bottom:0;mso-position-horizontal:absolute;mso-position-horizontal-relative:margin;mso-position-vertical:absolute;mso-position-vertical-relative:text;v-text-anchor:middle" arcsize="10923f" o:gfxdata="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" fillcolor="#f2f2f2 [3052]" stroked="f" strokeweight="1pt">
                       <v:stroke joinstyle="miter"/>
@@ -269,21 +269,8 @@
                 <w:sz w:val="28"/>
                 <w:szCs w:val="28"/>
               </w:rPr>
-              <w:t>检测总</w:t>
-            </w:r>
-            <w:proofErr w:type="gramStart"/>
-            <w:r>
-              <w:rPr>
-                <w:rFonts w:ascii="思源黑体 CN Bold" w:eastAsia="思源黑体 CN Bold" w:hAnsi="思源黑体 CN Bold" w:hint="eastAsia"/>
-                <w:b/>
-                <w:bCs/>
-                <w:color w:val="1E7648"/>
-                <w:sz w:val="28"/>
-                <w:szCs w:val="28"/>
-              </w:rPr>
-              <w:t>览</w:t>
-            </w:r>
-            <w:proofErr w:type="gramEnd"/>
+              <w:t>检测总览</w:t>
+            </w:r>
           </w:p>
         </w:tc>
       </w:tr>
@@ -509,7 +496,6 @@
               <w:t>{{</w:t>
             </w:r>
             <w:proofErr w:type="spellStart"/>
-            <w:proofErr w:type="gramStart"/>
             <w:r>
               <w:rPr>
                 <w:rFonts w:ascii="思源黑体 CN Normal" w:eastAsia="思源黑体 CN Normal" w:hAnsi="思源黑体 CN Normal" w:hint="eastAsia"/>
@@ -517,17 +503,7 @@
                 <w:sz w:val="17"/>
                 <w:szCs w:val="17"/>
               </w:rPr>
-              <w:t>sample.patient</w:t>
-            </w:r>
-            <w:proofErr w:type="gramEnd"/>
-            <w:r>
-              <w:rPr>
-                <w:rFonts w:ascii="思源黑体 CN Normal" w:eastAsia="思源黑体 CN Normal" w:hAnsi="思源黑体 CN Normal" w:hint="eastAsia"/>
-                <w:color w:val="000000" w:themeColor="text1"/>
-                <w:sz w:val="17"/>
-                <w:szCs w:val="17"/>
-              </w:rPr>
-              <w:t>_name</w:t>
+              <w:t>sample.patient_name</w:t>
             </w:r>
             <w:proofErr w:type="spellEnd"/>
             <w:r>
@@ -827,7 +803,6 @@
               <w:t>{{</w:t>
             </w:r>
             <w:proofErr w:type="spellStart"/>
-            <w:proofErr w:type="gramStart"/>
             <w:r>
               <w:rPr>
                 <w:rFonts w:ascii="思源黑体 CN Normal" w:eastAsia="思源黑体 CN Normal" w:hAnsi="思源黑体 CN Normal" w:hint="eastAsia"/>
@@ -838,7 +813,6 @@
               <w:t>sample.gender</w:t>
             </w:r>
             <w:proofErr w:type="spellEnd"/>
-            <w:proofErr w:type="gramEnd"/>
             <w:r>
               <w:rPr>
                 <w:rFonts w:ascii="思源黑体 CN Normal" w:eastAsia="思源黑体 CN Normal" w:hAnsi="思源黑体 CN Normal" w:hint="eastAsia"/>
@@ -1303,23 +1277,13 @@
               <w:t>{{</w:t>
             </w:r>
             <w:proofErr w:type="spellStart"/>
-            <w:proofErr w:type="gramStart"/>
             <w:r>
               <w:rPr>
                 <w:rFonts w:ascii="思源黑体 CN Normal" w:eastAsia="思源黑体 CN Normal" w:hAnsi="思源黑体 CN Normal" w:hint="eastAsia"/>
                 <w:sz w:val="17"/>
                 <w:szCs w:val="17"/>
               </w:rPr>
-              <w:t>sample.pathol</w:t>
-            </w:r>
-            <w:proofErr w:type="gramEnd"/>
-            <w:r>
-              <w:rPr>
-                <w:rFonts w:ascii="思源黑体 CN Normal" w:eastAsia="思源黑体 CN Normal" w:hAnsi="思源黑体 CN Normal" w:hint="eastAsia"/>
-                <w:sz w:val="17"/>
-                <w:szCs w:val="17"/>
-              </w:rPr>
-              <w:t>_diagn</w:t>
+              <w:t>sample.pathol_diagn</w:t>
             </w:r>
             <w:proofErr w:type="spellEnd"/>
             <w:r>
@@ -1558,7 +1522,6 @@
               <w:t>{{</w:t>
             </w:r>
             <w:proofErr w:type="spellStart"/>
-            <w:proofErr w:type="gramStart"/>
             <w:r>
               <w:rPr>
                 <w:rFonts w:ascii="思源黑体 CN Normal" w:eastAsia="思源黑体 CN Normal" w:hAnsi="思源黑体 CN Normal" w:hint="eastAsia"/>
@@ -1566,17 +1529,7 @@
                 <w:sz w:val="17"/>
                 <w:szCs w:val="17"/>
               </w:rPr>
-              <w:t>sample.report</w:t>
-            </w:r>
-            <w:proofErr w:type="gramEnd"/>
-            <w:r>
-              <w:rPr>
-                <w:rFonts w:ascii="思源黑体 CN Normal" w:eastAsia="思源黑体 CN Normal" w:hAnsi="思源黑体 CN Normal" w:hint="eastAsia"/>
-                <w:color w:val="000000" w:themeColor="text1"/>
-                <w:sz w:val="17"/>
-                <w:szCs w:val="17"/>
-              </w:rPr>
-              <w:t>_date</w:t>
+              <w:t>sample.report_date</w:t>
             </w:r>
             <w:proofErr w:type="spellEnd"/>
             <w:r>
@@ -2245,25 +2198,7 @@
                 <w:sz w:val="17"/>
                 <w:szCs w:val="17"/>
               </w:rPr>
-              <w:t>基因编码区和外显子-内含子</w:t>
-            </w:r>
-            <w:proofErr w:type="gramStart"/>
-            <w:r>
-              <w:rPr>
-                <w:rFonts w:ascii="思源黑体 CN Normal" w:eastAsia="思源黑体 CN Normal" w:hAnsi="思源黑体 CN Normal"/>
-                <w:sz w:val="17"/>
-                <w:szCs w:val="17"/>
-              </w:rPr>
-              <w:t>连接区</w:t>
-            </w:r>
-            <w:proofErr w:type="gramEnd"/>
-            <w:r>
-              <w:rPr>
-                <w:rFonts w:ascii="思源黑体 CN Normal" w:eastAsia="思源黑体 CN Normal" w:hAnsi="思源黑体 CN Normal"/>
-                <w:sz w:val="17"/>
-                <w:szCs w:val="17"/>
-              </w:rPr>
-              <w:t>的突变</w:t>
+              <w:t>基因编码区和外显子-内含子连接区的突变</w:t>
             </w:r>
             <w:r>
               <w:rPr>
@@ -2374,25 +2309,7 @@
                 <w:sz w:val="17"/>
                 <w:szCs w:val="17"/>
               </w:rPr>
-              <w:t>PARP抑制剂和其他相关靶</w:t>
-            </w:r>
-            <w:proofErr w:type="gramStart"/>
-            <w:r>
-              <w:rPr>
-                <w:rFonts w:ascii="思源黑体 CN Normal" w:eastAsia="思源黑体 CN Normal" w:hAnsi="思源黑体 CN Normal"/>
-                <w:sz w:val="17"/>
-                <w:szCs w:val="17"/>
-              </w:rPr>
-              <w:t>向药物</w:t>
-            </w:r>
-            <w:proofErr w:type="gramEnd"/>
-            <w:r>
-              <w:rPr>
-                <w:rFonts w:ascii="思源黑体 CN Normal" w:eastAsia="思源黑体 CN Normal" w:hAnsi="思源黑体 CN Normal"/>
-                <w:sz w:val="17"/>
-                <w:szCs w:val="17"/>
-              </w:rPr>
-              <w:t>提供指导建议</w:t>
+              <w:t>PARP抑制剂和其他相关靶向药物提供指导建议</w:t>
             </w:r>
           </w:p>
         </w:tc>
@@ -2426,9 +2343,9 @@
           <w:szCs w:val="13"/>
           <w:highlight w:val="magenta"/>
         </w:rPr>
-        <w:t>page_</w:t>
-      </w:r>
-      <w:proofErr w:type="gramStart"/>
+        <w:t>page_break</w:t>
+      </w:r>
+      <w:proofErr w:type="spellEnd"/>
       <w:r>
         <w:rPr>
           <w:rFonts w:ascii="思源黑体 CN Light" w:eastAsia="思源黑体 CN Light" w:hAnsi="思源黑体 CN Light" w:hint="eastAsia"/>
@@ -2437,9 +2354,144 @@
           <w:szCs w:val="13"/>
           <w:highlight w:val="magenta"/>
         </w:rPr>
-        <w:t>break</w:t>
-      </w:r>
-      <w:proofErr w:type="spellEnd"/>
+        <w:t xml:space="preserve"> }}</w:t>
+      </w:r>
+    </w:p>
+    <w:p>
+      <w:pPr>
+        <w:pStyle w:val="2"/>
+        <w:spacing w:before="0" w:after="0" w:line="240" w:lineRule="auto"/>
+        <w:rPr>
+          <w:rFonts w:ascii="思源黑体 CN Bold" w:eastAsia="思源黑体 CN Bold" w:hAnsi="思源黑体 CN Bold"/>
+          <w:color w:val="1E7648"/>
+          <w:sz w:val="24"/>
+          <w:szCs w:val="24"/>
+        </w:rPr>
+      </w:pPr>
+      <w:r>
+        <w:rPr>
+          <w:rFonts w:ascii="思源黑体 CN Bold" w:eastAsia="思源黑体 CN Bold" w:hAnsi="思源黑体 CN Bold"/>
+          <w:color w:val="1E7648"/>
+          <w:sz w:val="24"/>
+          <w:szCs w:val="24"/>
+        </w:rPr>
+        <w:t>&gt;</w:t>
+      </w:r>
+      <w:r>
+        <w:rPr>
+          <w:rFonts w:ascii="思源黑体 CN Bold" w:eastAsia="思源黑体 CN Bold" w:hAnsi="思源黑体 CN Bold" w:hint="eastAsia"/>
+          <w:color w:val="1E7648"/>
+          <w:sz w:val="24"/>
+          <w:szCs w:val="24"/>
+        </w:rPr>
+        <w:t>1.</w:t>
+      </w:r>
+      <w:r>
+        <w:rPr>
+          <w:rFonts w:ascii="思源黑体 CN Bold" w:eastAsia="思源黑体 CN Bold" w:hAnsi="思源黑体 CN Bold"/>
+          <w:color w:val="1E7648"/>
+          <w:sz w:val="24"/>
+          <w:szCs w:val="24"/>
+        </w:rPr>
+        <w:t xml:space="preserve">3 </w:t>
+      </w:r>
+      <w:r>
+        <w:rPr>
+          <w:rFonts w:ascii="思源黑体 CN Bold" w:eastAsia="思源黑体 CN Bold" w:hAnsi="思源黑体 CN Bold" w:hint="eastAsia"/>
+          <w:color w:val="1E7648"/>
+          <w:sz w:val="24"/>
+          <w:szCs w:val="24"/>
+        </w:rPr>
+        <w:t>检测结果小结</w:t>
+      </w:r>
+    </w:p>
+    <w:p>
+      <w:pPr>
+        <w:rPr>
+          <w:rFonts w:ascii="思源黑体 CN Bold" w:eastAsia="思源黑体 CN Bold" w:hAnsi="思源黑体 CN Bold" w:cstheme="majorBidi"/>
+          <w:b/>
+          <w:bCs/>
+          <w:color w:val="1E7648"/>
+          <w:sz w:val="24"/>
+          <w:szCs w:val="24"/>
+        </w:rPr>
+      </w:pPr>
+      <w:r>
+        <w:rPr>
+          <w:rFonts w:ascii="思源黑体 CN Bold" w:eastAsia="思源黑体 CN Bold" w:hAnsi="思源黑体 CN Bold" w:cstheme="majorBidi" w:hint="eastAsia"/>
+          <w:b/>
+          <w:bCs/>
+          <w:color w:val="1E7648"/>
+          <w:sz w:val="24"/>
+          <w:szCs w:val="24"/>
+        </w:rPr>
+        <w:t>{</w:t>
+      </w:r>
+      <w:r>
+        <w:rPr>
+          <w:rFonts w:ascii="思源黑体 CN Bold" w:eastAsia="思源黑体 CN Bold" w:hAnsi="思源黑体 CN Bold" w:cstheme="majorBidi"/>
+          <w:b/>
+          <w:bCs/>
+          <w:color w:val="1E7648"/>
+          <w:sz w:val="24"/>
+          <w:szCs w:val="24"/>
+        </w:rPr>
+        <w:t xml:space="preserve">{p </w:t>
+      </w:r>
+      <w:r>
+        <w:rPr>
+          <w:rFonts w:ascii="思源黑体 CN Bold" w:eastAsia="思源黑体 CN Bold" w:hAnsi="思源黑体 CN Bold" w:cstheme="majorBidi" w:hint="eastAsia"/>
+          <w:b/>
+          <w:bCs/>
+          <w:color w:val="1E7648"/>
+          <w:sz w:val="24"/>
+          <w:szCs w:val="24"/>
+        </w:rPr>
+        <w:t>sub</w:t>
+      </w:r>
+      <w:r>
+        <w:rPr>
+          <w:rFonts w:ascii="思源黑体 CN Bold" w:eastAsia="思源黑体 CN Bold" w:hAnsi="思源黑体 CN Bold" w:cstheme="majorBidi"/>
+          <w:b/>
+          <w:bCs/>
+          <w:color w:val="1E7648"/>
+          <w:sz w:val="24"/>
+          <w:szCs w:val="24"/>
+        </w:rPr>
+        <w:t>doc.</w:t>
+      </w:r>
+      <w:r>
+        <w:rPr>
+          <w:rFonts w:ascii="思源黑体 CN Bold" w:eastAsia="思源黑体 CN Bold" w:hAnsi="思源黑体 CN Bold" w:cstheme="majorBidi"/>
+          <w:b/>
+          <w:bCs/>
+          <w:color w:val="1E7648"/>
+          <w:sz w:val="24"/>
+          <w:szCs w:val="24"/>
+        </w:rPr>
+        <w:t>dyn_1_Overview_Summary</w:t>
+      </w:r>
+      <w:r>
+        <w:rPr>
+          <w:rFonts w:ascii="思源黑体 CN Bold" w:eastAsia="思源黑体 CN Bold" w:hAnsi="思源黑体 CN Bold" w:cstheme="majorBidi"/>
+          <w:b/>
+          <w:bCs/>
+          <w:color w:val="1E7648"/>
+          <w:sz w:val="24"/>
+          <w:szCs w:val="24"/>
+        </w:rPr>
+        <w:t>}}</w:t>
+      </w:r>
+    </w:p>
+    <w:p>
+      <w:pPr>
+        <w:rPr>
+          <w:rFonts w:ascii="思源黑体 CN Light" w:eastAsia="思源黑体 CN Light" w:hAnsi="思源黑体 CN Light"/>
+          <w:color w:val="595959" w:themeColor="text1" w:themeTint="A6"/>
+          <w:sz w:val="13"/>
+          <w:szCs w:val="13"/>
+        </w:rPr>
+      </w:pPr>
       <w:r>
         <w:rPr>
           <w:rFonts w:ascii="思源黑体 CN Light" w:eastAsia="思源黑体 CN Light" w:hAnsi="思源黑体 CN Light" w:hint="eastAsia"/>
@@ -2448,9 +2500,9 @@
           <w:szCs w:val="13"/>
           <w:highlight w:val="magenta"/>
         </w:rPr>
-        <w:t xml:space="preserve"> }</w:t>
-      </w:r>
-      <w:proofErr w:type="gramEnd"/>
+        <w:t xml:space="preserve">{{r </w:t>
+      </w:r>
+      <w:proofErr w:type="spellStart"/>
       <w:r>
         <w:rPr>
           <w:rFonts w:ascii="思源黑体 CN Light" w:eastAsia="思源黑体 CN Light" w:hAnsi="思源黑体 CN Light" w:hint="eastAsia"/>
@@ -2459,144 +2511,9 @@
           <w:szCs w:val="13"/>
           <w:highlight w:val="magenta"/>
         </w:rPr>
-        <w:t>}</w:t>
-      </w:r>
-    </w:p>
-    <w:p>
-      <w:pPr>
-        <w:pStyle w:val="2"/>
-        <w:spacing w:before="0" w:after="0" w:line="240" w:lineRule="auto"/>
-        <w:rPr>
-          <w:rFonts w:ascii="思源黑体 CN Bold" w:eastAsia="思源黑体 CN Bold" w:hAnsi="思源黑体 CN Bold"/>
-          <w:color w:val="1E7648"/>
-          <w:sz w:val="24"/>
-          <w:szCs w:val="24"/>
-        </w:rPr>
-      </w:pPr>
-      <w:r>
-        <w:rPr>
-          <w:rFonts w:ascii="思源黑体 CN Bold" w:eastAsia="思源黑体 CN Bold" w:hAnsi="思源黑体 CN Bold"/>
-          <w:color w:val="1E7648"/>
-          <w:sz w:val="24"/>
-          <w:szCs w:val="24"/>
-        </w:rPr>
-        <w:t>&gt;</w:t>
-      </w:r>
-      <w:r>
-        <w:rPr>
-          <w:rFonts w:ascii="思源黑体 CN Bold" w:eastAsia="思源黑体 CN Bold" w:hAnsi="思源黑体 CN Bold" w:hint="eastAsia"/>
-          <w:color w:val="1E7648"/>
-          <w:sz w:val="24"/>
-          <w:szCs w:val="24"/>
-        </w:rPr>
-        <w:t>1.</w:t>
-      </w:r>
-      <w:r>
-        <w:rPr>
-          <w:rFonts w:ascii="思源黑体 CN Bold" w:eastAsia="思源黑体 CN Bold" w:hAnsi="思源黑体 CN Bold"/>
-          <w:color w:val="1E7648"/>
-          <w:sz w:val="24"/>
-          <w:szCs w:val="24"/>
-        </w:rPr>
-        <w:t xml:space="preserve">3 </w:t>
-      </w:r>
-      <w:r>
-        <w:rPr>
-          <w:rFonts w:ascii="思源黑体 CN Bold" w:eastAsia="思源黑体 CN Bold" w:hAnsi="思源黑体 CN Bold" w:hint="eastAsia"/>
-          <w:color w:val="1E7648"/>
-          <w:sz w:val="24"/>
-          <w:szCs w:val="24"/>
-        </w:rPr>
-        <w:t>检测结果小结</w:t>
-      </w:r>
-    </w:p>
-    <w:p>
-      <w:pPr>
-        <w:rPr>
-          <w:rFonts w:ascii="思源黑体 CN Bold" w:eastAsia="思源黑体 CN Bold" w:hAnsi="思源黑体 CN Bold" w:cstheme="majorBidi"/>
-          <w:b/>
-          <w:bCs/>
-          <w:color w:val="1E7648"/>
-          <w:sz w:val="24"/>
-          <w:szCs w:val="24"/>
-        </w:rPr>
-      </w:pPr>
-      <w:r>
-        <w:rPr>
-          <w:rFonts w:ascii="思源黑体 CN Bold" w:eastAsia="思源黑体 CN Bold" w:hAnsi="思源黑体 CN Bold" w:cstheme="majorBidi" w:hint="eastAsia"/>
-          <w:b/>
-          <w:bCs/>
-          <w:color w:val="1E7648"/>
-          <w:sz w:val="24"/>
-          <w:szCs w:val="24"/>
-        </w:rPr>
-        <w:t>{</w:t>
-      </w:r>
-      <w:r>
-        <w:rPr>
-          <w:rFonts w:ascii="思源黑体 CN Bold" w:eastAsia="思源黑体 CN Bold" w:hAnsi="思源黑体 CN Bold" w:cstheme="majorBidi"/>
-          <w:b/>
-          <w:bCs/>
-          <w:color w:val="1E7648"/>
-          <w:sz w:val="24"/>
-          <w:szCs w:val="24"/>
-        </w:rPr>
-        <w:t xml:space="preserve">{p </w:t>
-      </w:r>
-      <w:r>
-        <w:rPr>
-          <w:rFonts w:ascii="思源黑体 CN Bold" w:eastAsia="思源黑体 CN Bold" w:hAnsi="思源黑体 CN Bold" w:cstheme="majorBidi" w:hint="eastAsia"/>
-          <w:b/>
-          <w:bCs/>
-          <w:color w:val="1E7648"/>
-          <w:sz w:val="24"/>
-          <w:szCs w:val="24"/>
-        </w:rPr>
-        <w:t>sub</w:t>
-      </w:r>
-      <w:r>
-        <w:rPr>
-          <w:rFonts w:ascii="思源黑体 CN Bold" w:eastAsia="思源黑体 CN Bold" w:hAnsi="思源黑体 CN Bold" w:cstheme="majorBidi"/>
-          <w:b/>
-          <w:bCs/>
-          <w:color w:val="1E7648"/>
-          <w:sz w:val="24"/>
-          <w:szCs w:val="24"/>
-        </w:rPr>
-        <w:t>doc.</w:t>
-      </w:r>
-      <w:r>
-        <w:rPr>
-          <w:rFonts w:ascii="思源黑体 CN Bold" w:eastAsia="思源黑体 CN Bold" w:hAnsi="思源黑体 CN Bold" w:cstheme="majorBidi"/>
-          <w:b/>
-          <w:bCs/>
-          <w:color w:val="1E7648"/>
-          <w:sz w:val="24"/>
-          <w:szCs w:val="24"/>
-        </w:rPr>
-        <w:t>dyn_1_Overview_Summary</w:t>
-      </w:r>
-      <w:r>
-        <w:rPr>
-          <w:rFonts w:ascii="思源黑体 CN Bold" w:eastAsia="思源黑体 CN Bold" w:hAnsi="思源黑体 CN Bold" w:cstheme="majorBidi"/>
-          <w:b/>
-          <w:bCs/>
-          <w:color w:val="1E7648"/>
-          <w:sz w:val="24"/>
-          <w:szCs w:val="24"/>
-        </w:rPr>
-        <w:t>}}</w:t>
-      </w:r>
-    </w:p>
-    <w:p>
-      <w:pPr>
-        <w:rPr>
-          <w:rFonts w:ascii="思源黑体 CN Light" w:eastAsia="思源黑体 CN Light" w:hAnsi="思源黑体 CN Light"/>
-          <w:color w:val="595959" w:themeColor="text1" w:themeTint="A6"/>
-          <w:sz w:val="13"/>
-          <w:szCs w:val="13"/>
-        </w:rPr>
-      </w:pPr>
+        <w:t>page_break</w:t>
+      </w:r>
+      <w:proofErr w:type="spellEnd"/>
       <w:r>
         <w:rPr>
           <w:rFonts w:ascii="思源黑体 CN Light" w:eastAsia="思源黑体 CN Light" w:hAnsi="思源黑体 CN Light" w:hint="eastAsia"/>
@@ -2605,51 +2522,7 @@
           <w:szCs w:val="13"/>
           <w:highlight w:val="magenta"/>
         </w:rPr>
-        <w:t xml:space="preserve">{{r </w:t>
-      </w:r>
-      <w:proofErr w:type="spellStart"/>
-      <w:r>
-        <w:rPr>
-          <w:rFonts w:ascii="思源黑体 CN Light" w:eastAsia="思源黑体 CN Light" w:hAnsi="思源黑体 CN Light" w:hint="eastAsia"/>
-          <w:color w:val="595959" w:themeColor="text1" w:themeTint="A6"/>
-          <w:sz w:val="13"/>
-          <w:szCs w:val="13"/>
-          <w:highlight w:val="magenta"/>
-        </w:rPr>
-        <w:t>page_</w:t>
-      </w:r>
-      <w:proofErr w:type="gramStart"/>
-      <w:r>
-        <w:rPr>
-          <w:rFonts w:ascii="思源黑体 CN Light" w:eastAsia="思源黑体 CN Light" w:hAnsi="思源黑体 CN Light" w:hint="eastAsia"/>
-          <w:color w:val="595959" w:themeColor="text1" w:themeTint="A6"/>
-          <w:sz w:val="13"/>
-          <w:szCs w:val="13"/>
-          <w:highlight w:val="magenta"/>
-        </w:rPr>
-        <w:t>break</w:t>
-      </w:r>
-      <w:proofErr w:type="spellEnd"/>
-      <w:r>
-        <w:rPr>
-          <w:rFonts w:ascii="思源黑体 CN Light" w:eastAsia="思源黑体 CN Light" w:hAnsi="思源黑体 CN Light" w:hint="eastAsia"/>
-          <w:color w:val="595959" w:themeColor="text1" w:themeTint="A6"/>
-          <w:sz w:val="13"/>
-          <w:szCs w:val="13"/>
-          <w:highlight w:val="magenta"/>
-        </w:rPr>
-        <w:t xml:space="preserve"> }</w:t>
-      </w:r>
-      <w:proofErr w:type="gramEnd"/>
-      <w:r>
-        <w:rPr>
-          <w:rFonts w:ascii="思源黑体 CN Light" w:eastAsia="思源黑体 CN Light" w:hAnsi="思源黑体 CN Light" w:hint="eastAsia"/>
-          <w:color w:val="595959" w:themeColor="text1" w:themeTint="A6"/>
-          <w:sz w:val="13"/>
-          <w:szCs w:val="13"/>
-          <w:highlight w:val="magenta"/>
-        </w:rPr>
-        <w:t>}</w:t>
+        <w:t xml:space="preserve"> }}</w:t>
       </w:r>
     </w:p>
     <w:p>
@@ -2762,16 +2635,7 @@
           <w:sz w:val="21"/>
           <w:szCs w:val="21"/>
         </w:rPr>
-        <w:t>同源重组缺陷（</w:t>
-      </w:r>
-      <w:r>
-        <w:rPr>
-          <w:rFonts w:ascii="思源黑体 CN Bold" w:eastAsia="思源黑体 CN Bold" w:hAnsi="思源黑体 CN Bold" w:cstheme="minorBidi" w:hint="eastAsia"/>
-          <w:color w:val="1E7648"/>
-          <w:sz w:val="21"/>
-          <w:szCs w:val="21"/>
-        </w:rPr>
-        <w:t>H</w:t>
+        <w:t>同源重组缺陷（H</w:t>
       </w:r>
       <w:r>
         <w:rPr>
@@ -3435,25 +3299,7 @@
           <w:sz w:val="21"/>
           <w:szCs w:val="21"/>
         </w:rPr>
-        <w:t>已获批</w:t>
-      </w:r>
-      <w:r>
-        <w:rPr>
-          <w:rFonts w:ascii="思源黑体 CN Bold" w:eastAsia="思源黑体 CN Bold" w:hAnsi="思源黑体 CN Bold" w:cstheme="minorBidi" w:hint="eastAsia"/>
-          <w:color w:val="1E7648"/>
-          <w:sz w:val="21"/>
-          <w:szCs w:val="21"/>
-        </w:rPr>
-        <w:t>PARP</w:t>
-      </w:r>
-      <w:r>
-        <w:rPr>
-          <w:rFonts w:ascii="思源黑体 CN Bold" w:eastAsia="思源黑体 CN Bold" w:hAnsi="思源黑体 CN Bold" w:cstheme="minorBidi" w:hint="eastAsia"/>
-          <w:color w:val="1E7648"/>
-          <w:sz w:val="21"/>
-          <w:szCs w:val="21"/>
-        </w:rPr>
-        <w:t>抑制剂相关标志物检测结果汇总</w:t>
+        <w:t>已获批PARP抑制剂相关标志物检测结果汇总</w:t>
       </w:r>
     </w:p>
     <w:p>
@@ -3800,7 +3646,25 @@
           <w:sz w:val="16"/>
           <w:szCs w:val="16"/>
         </w:rPr>
-        <w:t>III类-临床意义不明的变异目前尚未发现可能与肿瘤发生发展相关的变异。</w:t>
+        <w:t>III类-临床意义不明</w:t>
+      </w:r>
+      <w:r>
+        <w:rPr>
+          <w:rFonts w:ascii="思源黑体 CN Normal" w:eastAsia="思源黑体 CN Normal" w:hAnsi="思源黑体 CN Normal" w:hint="eastAsia"/>
+          <w:color w:val="000000"/>
+          <w:sz w:val="16"/>
+          <w:szCs w:val="16"/>
+        </w:rPr>
+        <w:t>且</w:t>
+      </w:r>
+      <w:r>
+        <w:rPr>
+          <w:rFonts w:ascii="思源黑体 CN Normal" w:eastAsia="思源黑体 CN Normal" w:hAnsi="思源黑体 CN Normal"/>
+          <w:color w:val="000000"/>
+          <w:sz w:val="16"/>
+          <w:szCs w:val="16"/>
+        </w:rPr>
+        <w:t>目前尚未发现可能与肿瘤发生发展相关的变异。</w:t>
       </w:r>
     </w:p>
     <w:p>
@@ -3895,9 +3759,9 @@
           <w:szCs w:val="13"/>
           <w:highlight w:val="magenta"/>
         </w:rPr>
-        <w:t>page_</w:t>
-      </w:r>
-      <w:proofErr w:type="gramStart"/>
+        <w:t>page_break</w:t>
+      </w:r>
+      <w:proofErr w:type="spellEnd"/>
       <w:r>
         <w:rPr>
           <w:rFonts w:ascii="思源黑体 CN Light" w:eastAsia="思源黑体 CN Light" w:hAnsi="思源黑体 CN Light" w:hint="eastAsia"/>
@@ -3906,29 +3770,7 @@
           <w:szCs w:val="13"/>
           <w:highlight w:val="magenta"/>
         </w:rPr>
-        <w:t>break</w:t>
-      </w:r>
-      <w:proofErr w:type="spellEnd"/>
-      <w:r>
-        <w:rPr>
-          <w:rFonts w:ascii="思源黑体 CN Light" w:eastAsia="思源黑体 CN Light" w:hAnsi="思源黑体 CN Light" w:hint="eastAsia"/>
-          <w:color w:val="595959" w:themeColor="text1" w:themeTint="A6"/>
-          <w:sz w:val="13"/>
-          <w:szCs w:val="13"/>
-          <w:highlight w:val="magenta"/>
-        </w:rPr>
-        <w:t xml:space="preserve"> }</w:t>
-      </w:r>
-      <w:proofErr w:type="gramEnd"/>
-      <w:r>
-        <w:rPr>
-          <w:rFonts w:ascii="思源黑体 CN Light" w:eastAsia="思源黑体 CN Light" w:hAnsi="思源黑体 CN Light" w:hint="eastAsia"/>
-          <w:color w:val="595959" w:themeColor="text1" w:themeTint="A6"/>
-          <w:sz w:val="13"/>
-          <w:szCs w:val="13"/>
-          <w:highlight w:val="magenta"/>
-        </w:rPr>
-        <w:t>}</w:t>
+        <w:t xml:space="preserve"> }}</w:t>
       </w:r>
     </w:p>
     <w:tbl>
@@ -4043,7 +3885,7 @@
                     </wp:anchor>
                   </w:drawing>
                 </mc:Choice>
-                <mc:Fallback xmlns:w16du="http://schemas.microsoft.com/office/word/2023/wordml/word16du" xmlns:oel="http://schemas.microsoft.com/office/2019/extlst">
+                <mc:Fallback xmlns:oel="http://schemas.microsoft.com/office/2019/extlst" xmlns:w16du="http://schemas.microsoft.com/office/word/2023/wordml/word16du">
                   <w:pict>
                     <v:shape w14:anchorId="589F92E3" id="流程图: 接点 2" o:spid="_x0000_s1026" type="#_x0000_t120" style="position:absolute;left:0;text-align:left;margin-left:170.85pt;margin-top:3.25pt;width:24.65pt;height:25.15pt;z-index:-251622400;visibility:visible;mso-wrap-style:square;mso-wrap-distance-left:9pt;mso-wrap-distance-top:0;mso-wrap-distance-right:9pt;mso-wrap-distance-bottom:0;mso-position-horizontal:absolute;mso-position-horizontal-relative:text;mso-position-vertical:absolute;mso-position-vertical-relative:text;v-text-anchor:middle" o:gfxdata="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" fillcolor="#1e7648" stroked="f" strokeweight="1pt">
                       <v:stroke joinstyle="miter"/>
@@ -4171,7 +4013,7 @@
                     </wp:anchor>
                   </w:drawing>
                 </mc:Choice>
-                <mc:Fallback xmlns:w16du="http://schemas.microsoft.com/office/word/2023/wordml/word16du" xmlns:oel="http://schemas.microsoft.com/office/2019/extlst">
+                <mc:Fallback xmlns:oel="http://schemas.microsoft.com/office/2019/extlst" xmlns:w16du="http://schemas.microsoft.com/office/word/2023/wordml/word16du">
                   <w:pict>
                     <v:roundrect w14:anchorId="32CBBD4D" id="矩形: 圆角 3" o:spid="_x0000_s1026" style="position:absolute;left:0;text-align:left;margin-left:-5.4pt;margin-top:3.45pt;width:123pt;height:25.3pt;z-index:-251623424;visibility:visible;mso-wrap-style:square;mso-wrap-distance-left:9pt;mso-wrap-distance-top:0;mso-wrap-distance-right:9pt;mso-wrap-distance-bottom:0;mso-position-horizontal:absolute;mso-position-horizontal-relative:margin;mso-position-vertical:absolute;mso-position-vertical-relative:text;v-text-anchor:middle" arcsize="10923f" o:gfxdata="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" fillcolor="#f2f2f2 [3052]" stroked="f" strokeweight="1pt">
                       <v:stroke joinstyle="miter"/>
@@ -4361,9 +4203,9 @@
           <w:szCs w:val="13"/>
           <w:highlight w:val="magenta"/>
         </w:rPr>
-        <w:t>page_</w:t>
-      </w:r>
-      <w:proofErr w:type="gramStart"/>
+        <w:t>page_break</w:t>
+      </w:r>
+      <w:proofErr w:type="spellEnd"/>
       <w:r>
         <w:rPr>
           <w:rFonts w:ascii="思源黑体 CN Light" w:eastAsia="思源黑体 CN Light" w:hAnsi="思源黑体 CN Light" w:hint="eastAsia"/>
@@ -4372,9 +4214,153 @@
           <w:szCs w:val="13"/>
           <w:highlight w:val="magenta"/>
         </w:rPr>
-        <w:t>break</w:t>
-      </w:r>
-      <w:proofErr w:type="spellEnd"/>
+        <w:t xml:space="preserve"> }}</w:t>
+      </w:r>
+    </w:p>
+    <w:p>
+      <w:pPr>
+        <w:pStyle w:val="2"/>
+        <w:spacing w:before="0" w:after="0" w:line="240" w:lineRule="auto"/>
+        <w:rPr>
+          <w:rFonts w:ascii="思源黑体 CN Bold" w:eastAsia="思源黑体 CN Bold" w:hAnsi="思源黑体 CN Bold"/>
+          <w:color w:val="1E7648"/>
+          <w:sz w:val="24"/>
+          <w:szCs w:val="24"/>
+        </w:rPr>
+      </w:pPr>
+      <w:r>
+        <w:rPr>
+          <w:rFonts w:ascii="思源黑体 CN Bold" w:eastAsia="思源黑体 CN Bold" w:hAnsi="思源黑体 CN Bold"/>
+          <w:color w:val="1E7648"/>
+          <w:sz w:val="24"/>
+          <w:szCs w:val="24"/>
+        </w:rPr>
+        <w:t>&gt;</w:t>
+      </w:r>
+      <w:r>
+        <w:rPr>
+          <w:rFonts w:ascii="思源黑体 CN Bold" w:eastAsia="思源黑体 CN Bold" w:hAnsi="思源黑体 CN Bold" w:hint="eastAsia"/>
+          <w:color w:val="1E7648"/>
+          <w:sz w:val="24"/>
+          <w:szCs w:val="24"/>
+        </w:rPr>
+        <w:t xml:space="preserve">2.2 </w:t>
+      </w:r>
+      <w:r>
+        <w:rPr>
+          <w:rFonts w:ascii="思源黑体 CN Bold" w:eastAsia="思源黑体 CN Bold" w:hAnsi="思源黑体 CN Bold" w:hint="eastAsia"/>
+          <w:color w:val="1E7648"/>
+          <w:sz w:val="24"/>
+          <w:szCs w:val="24"/>
+        </w:rPr>
+        <w:t>具有临床意义的变异</w:t>
+      </w:r>
+      <w:r>
+        <w:rPr>
+          <w:rFonts w:ascii="思源黑体 CN Bold" w:eastAsia="思源黑体 CN Bold" w:hAnsi="思源黑体 CN Bold" w:hint="eastAsia"/>
+          <w:color w:val="1E7648"/>
+          <w:sz w:val="24"/>
+          <w:szCs w:val="24"/>
+        </w:rPr>
+        <w:t>详细</w:t>
+      </w:r>
+      <w:r>
+        <w:rPr>
+          <w:rFonts w:ascii="思源黑体 CN Bold" w:eastAsia="思源黑体 CN Bold" w:hAnsi="思源黑体 CN Bold" w:hint="eastAsia"/>
+          <w:color w:val="1E7648"/>
+          <w:sz w:val="24"/>
+          <w:szCs w:val="24"/>
+        </w:rPr>
+        <w:t>解读</w:t>
+      </w:r>
+    </w:p>
+    <w:p>
+      <w:pPr>
+        <w:rPr>
+          <w:rFonts w:ascii="思源黑体 CN Bold" w:eastAsia="思源黑体 CN Bold" w:hAnsi="思源黑体 CN Bold" w:cstheme="majorBidi"/>
+          <w:b/>
+          <w:bCs/>
+          <w:color w:val="1E7648"/>
+          <w:sz w:val="24"/>
+          <w:szCs w:val="24"/>
+        </w:rPr>
+      </w:pPr>
+      <w:r>
+        <w:rPr>
+          <w:rFonts w:ascii="思源黑体 CN Bold" w:eastAsia="思源黑体 CN Bold" w:hAnsi="思源黑体 CN Bold" w:cstheme="majorBidi" w:hint="eastAsia"/>
+          <w:b/>
+          <w:bCs/>
+          <w:color w:val="1E7648"/>
+          <w:sz w:val="24"/>
+          <w:szCs w:val="24"/>
+        </w:rPr>
+        <w:t>{</w:t>
+      </w:r>
+      <w:r>
+        <w:rPr>
+          <w:rFonts w:ascii="思源黑体 CN Bold" w:eastAsia="思源黑体 CN Bold" w:hAnsi="思源黑体 CN Bold" w:cstheme="majorBidi"/>
+          <w:b/>
+          <w:bCs/>
+          <w:color w:val="1E7648"/>
+          <w:sz w:val="24"/>
+          <w:szCs w:val="24"/>
+        </w:rPr>
+        <w:t xml:space="preserve">{p </w:t>
+      </w:r>
+      <w:r>
+        <w:rPr>
+          <w:rFonts w:ascii="思源黑体 CN Bold" w:eastAsia="思源黑体 CN Bold" w:hAnsi="思源黑体 CN Bold" w:cstheme="majorBidi" w:hint="eastAsia"/>
+          <w:b/>
+          <w:bCs/>
+          <w:color w:val="1E7648"/>
+          <w:sz w:val="24"/>
+          <w:szCs w:val="24"/>
+        </w:rPr>
+        <w:t>sub</w:t>
+      </w:r>
+      <w:r>
+        <w:rPr>
+          <w:rFonts w:ascii="思源黑体 CN Bold" w:eastAsia="思源黑体 CN Bold" w:hAnsi="思源黑体 CN Bold" w:cstheme="majorBidi"/>
+          <w:b/>
+          <w:bCs/>
+          <w:color w:val="1E7648"/>
+          <w:sz w:val="24"/>
+          <w:szCs w:val="24"/>
+        </w:rPr>
+        <w:t>doc.</w:t>
+      </w:r>
+      <w:r>
+        <w:rPr>
+          <w:rFonts w:ascii="思源黑体 CN Bold" w:eastAsia="思源黑体 CN Bold" w:hAnsi="思源黑体 CN Bold" w:cstheme="majorBidi"/>
+          <w:b/>
+          <w:bCs/>
+          <w:color w:val="1E7648"/>
+          <w:sz w:val="24"/>
+          <w:szCs w:val="24"/>
+        </w:rPr>
+        <w:t>dyn_2_Detailed_InterpretationSomatic_I_II</w:t>
+      </w:r>
+      <w:r>
+        <w:rPr>
+          <w:rFonts w:ascii="思源黑体 CN Bold" w:eastAsia="思源黑体 CN Bold" w:hAnsi="思源黑体 CN Bold" w:cstheme="majorBidi"/>
+          <w:b/>
+          <w:bCs/>
+          <w:color w:val="1E7648"/>
+          <w:sz w:val="24"/>
+          <w:szCs w:val="24"/>
+        </w:rPr>
+        <w:t>}}</w:t>
+      </w:r>
+    </w:p>
+    <w:p>
+      <w:pPr>
+        <w:rPr>
+          <w:rFonts w:ascii="思源黑体 CN Light" w:eastAsia="思源黑体 CN Light" w:hAnsi="思源黑体 CN Light"/>
+          <w:color w:val="595959" w:themeColor="text1" w:themeTint="A6"/>
+          <w:sz w:val="13"/>
+          <w:szCs w:val="13"/>
+        </w:rPr>
+      </w:pPr>
       <w:r>
         <w:rPr>
           <w:rFonts w:ascii="思源黑体 CN Light" w:eastAsia="思源黑体 CN Light" w:hAnsi="思源黑体 CN Light" w:hint="eastAsia"/>
@@ -4383,9 +4369,9 @@
           <w:szCs w:val="13"/>
           <w:highlight w:val="magenta"/>
         </w:rPr>
-        <w:t xml:space="preserve"> }</w:t>
-      </w:r>
-      <w:proofErr w:type="gramEnd"/>
+        <w:t xml:space="preserve">{{r </w:t>
+      </w:r>
+      <w:proofErr w:type="spellStart"/>
       <w:r>
         <w:rPr>
           <w:rFonts w:ascii="思源黑体 CN Light" w:eastAsia="思源黑体 CN Light" w:hAnsi="思源黑体 CN Light" w:hint="eastAsia"/>
@@ -4394,153 +4380,9 @@
           <w:szCs w:val="13"/>
           <w:highlight w:val="magenta"/>
         </w:rPr>
-        <w:t>}</w:t>
-      </w:r>
-    </w:p>
-    <w:p>
-      <w:pPr>
-        <w:pStyle w:val="2"/>
-        <w:spacing w:before="0" w:after="0" w:line="240" w:lineRule="auto"/>
-        <w:rPr>
-          <w:rFonts w:ascii="思源黑体 CN Bold" w:eastAsia="思源黑体 CN Bold" w:hAnsi="思源黑体 CN Bold"/>
-          <w:color w:val="1E7648"/>
-          <w:sz w:val="24"/>
-          <w:szCs w:val="24"/>
-        </w:rPr>
-      </w:pPr>
-      <w:r>
-        <w:rPr>
-          <w:rFonts w:ascii="思源黑体 CN Bold" w:eastAsia="思源黑体 CN Bold" w:hAnsi="思源黑体 CN Bold"/>
-          <w:color w:val="1E7648"/>
-          <w:sz w:val="24"/>
-          <w:szCs w:val="24"/>
-        </w:rPr>
-        <w:t>&gt;</w:t>
-      </w:r>
-      <w:r>
-        <w:rPr>
-          <w:rFonts w:ascii="思源黑体 CN Bold" w:eastAsia="思源黑体 CN Bold" w:hAnsi="思源黑体 CN Bold" w:hint="eastAsia"/>
-          <w:color w:val="1E7648"/>
-          <w:sz w:val="24"/>
-          <w:szCs w:val="24"/>
-        </w:rPr>
-        <w:t xml:space="preserve">2.2 </w:t>
-      </w:r>
-      <w:r>
-        <w:rPr>
-          <w:rFonts w:ascii="思源黑体 CN Bold" w:eastAsia="思源黑体 CN Bold" w:hAnsi="思源黑体 CN Bold" w:hint="eastAsia"/>
-          <w:color w:val="1E7648"/>
-          <w:sz w:val="24"/>
-          <w:szCs w:val="24"/>
-        </w:rPr>
-        <w:t>具有临床意义的变异</w:t>
-      </w:r>
-      <w:r>
-        <w:rPr>
-          <w:rFonts w:ascii="思源黑体 CN Bold" w:eastAsia="思源黑体 CN Bold" w:hAnsi="思源黑体 CN Bold" w:hint="eastAsia"/>
-          <w:color w:val="1E7648"/>
-          <w:sz w:val="24"/>
-          <w:szCs w:val="24"/>
-        </w:rPr>
-        <w:t>详细</w:t>
-      </w:r>
-      <w:r>
-        <w:rPr>
-          <w:rFonts w:ascii="思源黑体 CN Bold" w:eastAsia="思源黑体 CN Bold" w:hAnsi="思源黑体 CN Bold" w:hint="eastAsia"/>
-          <w:color w:val="1E7648"/>
-          <w:sz w:val="24"/>
-          <w:szCs w:val="24"/>
-        </w:rPr>
-        <w:t>解读</w:t>
-      </w:r>
-    </w:p>
-    <w:p>
-      <w:pPr>
-        <w:rPr>
-          <w:rFonts w:ascii="思源黑体 CN Bold" w:eastAsia="思源黑体 CN Bold" w:hAnsi="思源黑体 CN Bold" w:cstheme="majorBidi"/>
-          <w:b/>
-          <w:bCs/>
-          <w:color w:val="1E7648"/>
-          <w:sz w:val="24"/>
-          <w:szCs w:val="24"/>
-        </w:rPr>
-      </w:pPr>
-      <w:r>
-        <w:rPr>
-          <w:rFonts w:ascii="思源黑体 CN Bold" w:eastAsia="思源黑体 CN Bold" w:hAnsi="思源黑体 CN Bold" w:cstheme="majorBidi" w:hint="eastAsia"/>
-          <w:b/>
-          <w:bCs/>
-          <w:color w:val="1E7648"/>
-          <w:sz w:val="24"/>
-          <w:szCs w:val="24"/>
-        </w:rPr>
-        <w:t>{</w:t>
-      </w:r>
-      <w:r>
-        <w:rPr>
-          <w:rFonts w:ascii="思源黑体 CN Bold" w:eastAsia="思源黑体 CN Bold" w:hAnsi="思源黑体 CN Bold" w:cstheme="majorBidi"/>
-          <w:b/>
-          <w:bCs/>
-          <w:color w:val="1E7648"/>
-          <w:sz w:val="24"/>
-          <w:szCs w:val="24"/>
-        </w:rPr>
-        <w:t xml:space="preserve">{p </w:t>
-      </w:r>
-      <w:r>
-        <w:rPr>
-          <w:rFonts w:ascii="思源黑体 CN Bold" w:eastAsia="思源黑体 CN Bold" w:hAnsi="思源黑体 CN Bold" w:cstheme="majorBidi" w:hint="eastAsia"/>
-          <w:b/>
-          <w:bCs/>
-          <w:color w:val="1E7648"/>
-          <w:sz w:val="24"/>
-          <w:szCs w:val="24"/>
-        </w:rPr>
-        <w:t>sub</w:t>
-      </w:r>
-      <w:r>
-        <w:rPr>
-          <w:rFonts w:ascii="思源黑体 CN Bold" w:eastAsia="思源黑体 CN Bold" w:hAnsi="思源黑体 CN Bold" w:cstheme="majorBidi"/>
-          <w:b/>
-          <w:bCs/>
-          <w:color w:val="1E7648"/>
-          <w:sz w:val="24"/>
-          <w:szCs w:val="24"/>
-        </w:rPr>
-        <w:t>doc.</w:t>
-      </w:r>
-      <w:r>
-        <w:rPr>
-          <w:rFonts w:ascii="思源黑体 CN Bold" w:eastAsia="思源黑体 CN Bold" w:hAnsi="思源黑体 CN Bold" w:cstheme="majorBidi"/>
-          <w:b/>
-          <w:bCs/>
-          <w:color w:val="1E7648"/>
-          <w:sz w:val="24"/>
-          <w:szCs w:val="24"/>
-        </w:rPr>
-        <w:t>dyn_2_Detailed_InterpretationSomatic_I_II</w:t>
-      </w:r>
-      <w:r>
-        <w:rPr>
-          <w:rFonts w:ascii="思源黑体 CN Bold" w:eastAsia="思源黑体 CN Bold" w:hAnsi="思源黑体 CN Bold" w:cstheme="majorBidi"/>
-          <w:b/>
-          <w:bCs/>
-          <w:color w:val="1E7648"/>
-          <w:sz w:val="24"/>
-          <w:szCs w:val="24"/>
-        </w:rPr>
-        <w:t>}}</w:t>
-      </w:r>
-    </w:p>
-    <w:p>
-      <w:pPr>
-        <w:rPr>
-          <w:rFonts w:ascii="思源黑体 CN Light" w:eastAsia="思源黑体 CN Light" w:hAnsi="思源黑体 CN Light"/>
-          <w:color w:val="595959" w:themeColor="text1" w:themeTint="A6"/>
-          <w:sz w:val="13"/>
-          <w:szCs w:val="13"/>
-        </w:rPr>
-      </w:pPr>
+        <w:t>page_break</w:t>
+      </w:r>
+      <w:proofErr w:type="spellEnd"/>
       <w:r>
         <w:rPr>
           <w:rFonts w:ascii="思源黑体 CN Light" w:eastAsia="思源黑体 CN Light" w:hAnsi="思源黑体 CN Light" w:hint="eastAsia"/>
@@ -4549,9 +4391,171 @@
           <w:szCs w:val="13"/>
           <w:highlight w:val="magenta"/>
         </w:rPr>
-        <w:t xml:space="preserve">{{r </w:t>
-      </w:r>
-      <w:proofErr w:type="spellStart"/>
+        <w:t xml:space="preserve"> }}</w:t>
+      </w:r>
+    </w:p>
+    <w:p>
+      <w:pPr>
+        <w:pStyle w:val="2"/>
+        <w:spacing w:before="0" w:after="0" w:line="240" w:lineRule="auto"/>
+        <w:rPr>
+          <w:rFonts w:ascii="思源黑体 CN Bold" w:eastAsia="思源黑体 CN Bold" w:hAnsi="思源黑体 CN Bold"/>
+          <w:color w:val="1E7648"/>
+          <w:sz w:val="24"/>
+          <w:szCs w:val="24"/>
+        </w:rPr>
+      </w:pPr>
+      <w:r>
+        <w:rPr>
+          <w:rFonts w:ascii="思源黑体 CN Bold" w:eastAsia="思源黑体 CN Bold" w:hAnsi="思源黑体 CN Bold"/>
+          <w:color w:val="1E7648"/>
+          <w:sz w:val="24"/>
+          <w:szCs w:val="24"/>
+        </w:rPr>
+        <w:t>&gt;</w:t>
+      </w:r>
+      <w:r>
+        <w:rPr>
+          <w:rFonts w:ascii="思源黑体 CN Bold" w:eastAsia="思源黑体 CN Bold" w:hAnsi="思源黑体 CN Bold" w:hint="eastAsia"/>
+          <w:color w:val="1E7648"/>
+          <w:sz w:val="24"/>
+          <w:szCs w:val="24"/>
+        </w:rPr>
+        <w:t xml:space="preserve">2.3 </w:t>
+      </w:r>
+      <w:r>
+        <w:rPr>
+          <w:rFonts w:ascii="思源黑体 CN Bold" w:eastAsia="思源黑体 CN Bold" w:hAnsi="思源黑体 CN Bold" w:hint="eastAsia"/>
+          <w:color w:val="1E7648"/>
+          <w:sz w:val="24"/>
+          <w:szCs w:val="24"/>
+        </w:rPr>
+        <w:t>可能与肿瘤发生发展相关</w:t>
+      </w:r>
+      <w:r>
+        <w:rPr>
+          <w:rFonts w:ascii="思源黑体 CN Bold" w:eastAsia="思源黑体 CN Bold" w:hAnsi="思源黑体 CN Bold" w:hint="eastAsia"/>
+          <w:color w:val="1E7648"/>
+          <w:sz w:val="24"/>
+          <w:szCs w:val="24"/>
+        </w:rPr>
+        <w:t>的</w:t>
+      </w:r>
+      <w:r>
+        <w:rPr>
+          <w:rFonts w:ascii="思源黑体 CN Bold" w:eastAsia="思源黑体 CN Bold" w:hAnsi="思源黑体 CN Bold" w:hint="eastAsia"/>
+          <w:color w:val="1E7648"/>
+          <w:sz w:val="24"/>
+          <w:szCs w:val="24"/>
+        </w:rPr>
+        <w:t>变异</w:t>
+      </w:r>
+      <w:r>
+        <w:rPr>
+          <w:rFonts w:ascii="思源黑体 CN Bold" w:eastAsia="思源黑体 CN Bold" w:hAnsi="思源黑体 CN Bold" w:hint="eastAsia"/>
+          <w:color w:val="1E7648"/>
+          <w:sz w:val="24"/>
+          <w:szCs w:val="24"/>
+        </w:rPr>
+        <w:t>详细</w:t>
+      </w:r>
+      <w:r>
+        <w:rPr>
+          <w:rFonts w:ascii="思源黑体 CN Bold" w:eastAsia="思源黑体 CN Bold" w:hAnsi="思源黑体 CN Bold" w:hint="eastAsia"/>
+          <w:color w:val="1E7648"/>
+          <w:sz w:val="24"/>
+          <w:szCs w:val="24"/>
+        </w:rPr>
+        <w:t>解读</w:t>
+      </w:r>
+    </w:p>
+    <w:p>
+      <w:pPr>
+        <w:rPr>
+          <w:rFonts w:ascii="思源黑体 CN Bold" w:eastAsia="思源黑体 CN Bold" w:hAnsi="思源黑体 CN Bold" w:cstheme="majorBidi"/>
+          <w:b/>
+          <w:bCs/>
+          <w:color w:val="1E7648"/>
+          <w:sz w:val="24"/>
+          <w:szCs w:val="24"/>
+        </w:rPr>
+      </w:pPr>
+      <w:r>
+        <w:rPr>
+          <w:rFonts w:ascii="思源黑体 CN Bold" w:eastAsia="思源黑体 CN Bold" w:hAnsi="思源黑体 CN Bold" w:cstheme="majorBidi" w:hint="eastAsia"/>
+          <w:b/>
+          <w:bCs/>
+          <w:color w:val="1E7648"/>
+          <w:sz w:val="24"/>
+          <w:szCs w:val="24"/>
+        </w:rPr>
+        <w:t>{</w:t>
+      </w:r>
+      <w:r>
+        <w:rPr>
+          <w:rFonts w:ascii="思源黑体 CN Bold" w:eastAsia="思源黑体 CN Bold" w:hAnsi="思源黑体 CN Bold" w:cstheme="majorBidi"/>
+          <w:b/>
+          <w:bCs/>
+          <w:color w:val="1E7648"/>
+          <w:sz w:val="24"/>
+          <w:szCs w:val="24"/>
+        </w:rPr>
+        <w:t xml:space="preserve">{p </w:t>
+      </w:r>
+      <w:r>
+        <w:rPr>
+          <w:rFonts w:ascii="思源黑体 CN Bold" w:eastAsia="思源黑体 CN Bold" w:hAnsi="思源黑体 CN Bold" w:cstheme="majorBidi" w:hint="eastAsia"/>
+          <w:b/>
+          <w:bCs/>
+          <w:color w:val="1E7648"/>
+          <w:sz w:val="24"/>
+          <w:szCs w:val="24"/>
+        </w:rPr>
+        <w:t>sub</w:t>
+      </w:r>
+      <w:r>
+        <w:rPr>
+          <w:rFonts w:ascii="思源黑体 CN Bold" w:eastAsia="思源黑体 CN Bold" w:hAnsi="思源黑体 CN Bold" w:cstheme="majorBidi"/>
+          <w:b/>
+          <w:bCs/>
+          <w:color w:val="1E7648"/>
+          <w:sz w:val="24"/>
+          <w:szCs w:val="24"/>
+        </w:rPr>
+        <w:t>doc.</w:t>
+      </w:r>
+      <w:r>
+        <w:rPr>
+          <w:rFonts w:ascii="思源黑体 CN Bold" w:eastAsia="思源黑体 CN Bold" w:hAnsi="思源黑体 CN Bold" w:cstheme="majorBidi"/>
+          <w:b/>
+          <w:bCs/>
+          <w:color w:val="1E7648"/>
+          <w:sz w:val="24"/>
+          <w:szCs w:val="24"/>
+        </w:rPr>
+        <w:t>dyn_2_Detailed_InterpretationSomatic_onconodrug</w:t>
+      </w:r>
+      <w:r>
+        <w:rPr>
+          <w:rFonts w:ascii="思源黑体 CN Bold" w:eastAsia="思源黑体 CN Bold" w:hAnsi="思源黑体 CN Bold" w:cstheme="majorBidi"/>
+          <w:b/>
+          <w:bCs/>
+          <w:color w:val="1E7648"/>
+          <w:sz w:val="24"/>
+          <w:szCs w:val="24"/>
+        </w:rPr>
+        <w:t>}}</w:t>
+      </w:r>
+    </w:p>
+    <w:p>
+      <w:pPr>
+        <w:rPr>
+          <w:rFonts w:ascii="思源黑体 CN Light" w:eastAsia="思源黑体 CN Light" w:hAnsi="思源黑体 CN Light"/>
+          <w:color w:val="595959" w:themeColor="text1" w:themeTint="A6"/>
+          <w:sz w:val="13"/>
+          <w:szCs w:val="13"/>
+        </w:rPr>
+      </w:pPr>
       <w:r>
         <w:rPr>
           <w:rFonts w:ascii="思源黑体 CN Light" w:eastAsia="思源黑体 CN Light" w:hAnsi="思源黑体 CN Light" w:hint="eastAsia"/>
@@ -4560,9 +4564,9 @@
           <w:szCs w:val="13"/>
           <w:highlight w:val="magenta"/>
         </w:rPr>
-        <w:t>page_</w:t>
-      </w:r>
-      <w:proofErr w:type="gramStart"/>
+        <w:t xml:space="preserve">{{r </w:t>
+      </w:r>
+      <w:proofErr w:type="spellStart"/>
       <w:r>
         <w:rPr>
           <w:rFonts w:ascii="思源黑体 CN Light" w:eastAsia="思源黑体 CN Light" w:hAnsi="思源黑体 CN Light" w:hint="eastAsia"/>
@@ -4571,7 +4575,7 @@
           <w:szCs w:val="13"/>
           <w:highlight w:val="magenta"/>
         </w:rPr>
-        <w:t>break</w:t>
+        <w:t>page_break</w:t>
       </w:r>
       <w:proofErr w:type="spellEnd"/>
       <w:r>
@@ -4582,235 +4586,7 @@
           <w:szCs w:val="13"/>
           <w:highlight w:val="magenta"/>
         </w:rPr>
-        <w:t xml:space="preserve"> }</w:t>
-      </w:r>
-      <w:proofErr w:type="gramEnd"/>
-      <w:r>
-        <w:rPr>
-          <w:rFonts w:ascii="思源黑体 CN Light" w:eastAsia="思源黑体 CN Light" w:hAnsi="思源黑体 CN Light" w:hint="eastAsia"/>
-          <w:color w:val="595959" w:themeColor="text1" w:themeTint="A6"/>
-          <w:sz w:val="13"/>
-          <w:szCs w:val="13"/>
-          <w:highlight w:val="magenta"/>
-        </w:rPr>
-        <w:t>}</w:t>
-      </w:r>
-    </w:p>
-    <w:p>
-      <w:pPr>
-        <w:pStyle w:val="2"/>
-        <w:spacing w:before="0" w:after="0" w:line="240" w:lineRule="auto"/>
-        <w:rPr>
-          <w:rFonts w:ascii="思源黑体 CN Bold" w:eastAsia="思源黑体 CN Bold" w:hAnsi="思源黑体 CN Bold"/>
-          <w:color w:val="1E7648"/>
-          <w:sz w:val="24"/>
-          <w:szCs w:val="24"/>
-        </w:rPr>
-      </w:pPr>
-      <w:r>
-        <w:rPr>
-          <w:rFonts w:ascii="思源黑体 CN Bold" w:eastAsia="思源黑体 CN Bold" w:hAnsi="思源黑体 CN Bold"/>
-          <w:color w:val="1E7648"/>
-          <w:sz w:val="24"/>
-          <w:szCs w:val="24"/>
-        </w:rPr>
-        <w:t>&gt;</w:t>
-      </w:r>
-      <w:r>
-        <w:rPr>
-          <w:rFonts w:ascii="思源黑体 CN Bold" w:eastAsia="思源黑体 CN Bold" w:hAnsi="思源黑体 CN Bold" w:hint="eastAsia"/>
-          <w:color w:val="1E7648"/>
-          <w:sz w:val="24"/>
-          <w:szCs w:val="24"/>
-        </w:rPr>
-        <w:t xml:space="preserve">2.3 </w:t>
-      </w:r>
-      <w:r>
-        <w:rPr>
-          <w:rFonts w:ascii="思源黑体 CN Bold" w:eastAsia="思源黑体 CN Bold" w:hAnsi="思源黑体 CN Bold" w:hint="eastAsia"/>
-          <w:color w:val="1E7648"/>
-          <w:sz w:val="24"/>
-          <w:szCs w:val="24"/>
-        </w:rPr>
-        <w:t>可能与肿瘤发生发展相关</w:t>
-      </w:r>
-      <w:r>
-        <w:rPr>
-          <w:rFonts w:ascii="思源黑体 CN Bold" w:eastAsia="思源黑体 CN Bold" w:hAnsi="思源黑体 CN Bold" w:hint="eastAsia"/>
-          <w:color w:val="1E7648"/>
-          <w:sz w:val="24"/>
-          <w:szCs w:val="24"/>
-        </w:rPr>
-        <w:t>的</w:t>
-      </w:r>
-      <w:r>
-        <w:rPr>
-          <w:rFonts w:ascii="思源黑体 CN Bold" w:eastAsia="思源黑体 CN Bold" w:hAnsi="思源黑体 CN Bold" w:hint="eastAsia"/>
-          <w:color w:val="1E7648"/>
-          <w:sz w:val="24"/>
-          <w:szCs w:val="24"/>
-        </w:rPr>
-        <w:t>变异</w:t>
-      </w:r>
-      <w:r>
-        <w:rPr>
-          <w:rFonts w:ascii="思源黑体 CN Bold" w:eastAsia="思源黑体 CN Bold" w:hAnsi="思源黑体 CN Bold" w:hint="eastAsia"/>
-          <w:color w:val="1E7648"/>
-          <w:sz w:val="24"/>
-          <w:szCs w:val="24"/>
-        </w:rPr>
-        <w:t>详细</w:t>
-      </w:r>
-      <w:r>
-        <w:rPr>
-          <w:rFonts w:ascii="思源黑体 CN Bold" w:eastAsia="思源黑体 CN Bold" w:hAnsi="思源黑体 CN Bold" w:hint="eastAsia"/>
-          <w:color w:val="1E7648"/>
-          <w:sz w:val="24"/>
-          <w:szCs w:val="24"/>
-        </w:rPr>
-        <w:t>解读</w:t>
-      </w:r>
-    </w:p>
-    <w:p>
-      <w:pPr>
-        <w:rPr>
-          <w:rFonts w:ascii="思源黑体 CN Bold" w:eastAsia="思源黑体 CN Bold" w:hAnsi="思源黑体 CN Bold" w:cstheme="majorBidi"/>
-          <w:b/>
-          <w:bCs/>
-          <w:color w:val="1E7648"/>
-          <w:sz w:val="24"/>
-          <w:szCs w:val="24"/>
-        </w:rPr>
-      </w:pPr>
-      <w:r>
-        <w:rPr>
-          <w:rFonts w:ascii="思源黑体 CN Bold" w:eastAsia="思源黑体 CN Bold" w:hAnsi="思源黑体 CN Bold" w:cstheme="majorBidi" w:hint="eastAsia"/>
-          <w:b/>
-          <w:bCs/>
-          <w:color w:val="1E7648"/>
-          <w:sz w:val="24"/>
-          <w:szCs w:val="24"/>
-        </w:rPr>
-        <w:t>{</w:t>
-      </w:r>
-      <w:r>
-        <w:rPr>
-          <w:rFonts w:ascii="思源黑体 CN Bold" w:eastAsia="思源黑体 CN Bold" w:hAnsi="思源黑体 CN Bold" w:cstheme="majorBidi"/>
-          <w:b/>
-          <w:bCs/>
-          <w:color w:val="1E7648"/>
-          <w:sz w:val="24"/>
-          <w:szCs w:val="24"/>
-        </w:rPr>
-        <w:t xml:space="preserve">{p </w:t>
-      </w:r>
-      <w:r>
-        <w:rPr>
-          <w:rFonts w:ascii="思源黑体 CN Bold" w:eastAsia="思源黑体 CN Bold" w:hAnsi="思源黑体 CN Bold" w:cstheme="majorBidi" w:hint="eastAsia"/>
-          <w:b/>
-          <w:bCs/>
-          <w:color w:val="1E7648"/>
-          <w:sz w:val="24"/>
-          <w:szCs w:val="24"/>
-        </w:rPr>
-        <w:t>sub</w:t>
-      </w:r>
-      <w:r>
-        <w:rPr>
-          <w:rFonts w:ascii="思源黑体 CN Bold" w:eastAsia="思源黑体 CN Bold" w:hAnsi="思源黑体 CN Bold" w:cstheme="majorBidi"/>
-          <w:b/>
-          <w:bCs/>
-          <w:color w:val="1E7648"/>
-          <w:sz w:val="24"/>
-          <w:szCs w:val="24"/>
-        </w:rPr>
-        <w:t>doc.</w:t>
-      </w:r>
-      <w:r>
-        <w:rPr>
-          <w:rFonts w:ascii="思源黑体 CN Bold" w:eastAsia="思源黑体 CN Bold" w:hAnsi="思源黑体 CN Bold" w:cstheme="majorBidi"/>
-          <w:b/>
-          <w:bCs/>
-          <w:color w:val="1E7648"/>
-          <w:sz w:val="24"/>
-          <w:szCs w:val="24"/>
-        </w:rPr>
-        <w:t>dyn_2_Detailed_InterpretationSomatic_onconodrug</w:t>
-      </w:r>
-      <w:r>
-        <w:rPr>
-          <w:rFonts w:ascii="思源黑体 CN Bold" w:eastAsia="思源黑体 CN Bold" w:hAnsi="思源黑体 CN Bold" w:cstheme="majorBidi"/>
-          <w:b/>
-          <w:bCs/>
-          <w:color w:val="1E7648"/>
-          <w:sz w:val="24"/>
-          <w:szCs w:val="24"/>
-        </w:rPr>
-        <w:t>}}</w:t>
-      </w:r>
-    </w:p>
-    <w:p>
-      <w:pPr>
-        <w:rPr>
-          <w:rFonts w:ascii="思源黑体 CN Light" w:eastAsia="思源黑体 CN Light" w:hAnsi="思源黑体 CN Light"/>
-          <w:color w:val="595959" w:themeColor="text1" w:themeTint="A6"/>
-          <w:sz w:val="13"/>
-          <w:szCs w:val="13"/>
-        </w:rPr>
-      </w:pPr>
-      <w:r>
-        <w:rPr>
-          <w:rFonts w:ascii="思源黑体 CN Light" w:eastAsia="思源黑体 CN Light" w:hAnsi="思源黑体 CN Light" w:hint="eastAsia"/>
-          <w:color w:val="595959" w:themeColor="text1" w:themeTint="A6"/>
-          <w:sz w:val="13"/>
-          <w:szCs w:val="13"/>
-          <w:highlight w:val="magenta"/>
-        </w:rPr>
-        <w:t xml:space="preserve">{{r </w:t>
-      </w:r>
-      <w:proofErr w:type="spellStart"/>
-      <w:r>
-        <w:rPr>
-          <w:rFonts w:ascii="思源黑体 CN Light" w:eastAsia="思源黑体 CN Light" w:hAnsi="思源黑体 CN Light" w:hint="eastAsia"/>
-          <w:color w:val="595959" w:themeColor="text1" w:themeTint="A6"/>
-          <w:sz w:val="13"/>
-          <w:szCs w:val="13"/>
-          <w:highlight w:val="magenta"/>
-        </w:rPr>
-        <w:t>page_</w:t>
-      </w:r>
-      <w:proofErr w:type="gramStart"/>
-      <w:r>
-        <w:rPr>
-          <w:rFonts w:ascii="思源黑体 CN Light" w:eastAsia="思源黑体 CN Light" w:hAnsi="思源黑体 CN Light" w:hint="eastAsia"/>
-          <w:color w:val="595959" w:themeColor="text1" w:themeTint="A6"/>
-          <w:sz w:val="13"/>
-          <w:szCs w:val="13"/>
-          <w:highlight w:val="magenta"/>
-        </w:rPr>
-        <w:t>break</w:t>
-      </w:r>
-      <w:proofErr w:type="spellEnd"/>
-      <w:r>
-        <w:rPr>
-          <w:rFonts w:ascii="思源黑体 CN Light" w:eastAsia="思源黑体 CN Light" w:hAnsi="思源黑体 CN Light" w:hint="eastAsia"/>
-          <w:color w:val="595959" w:themeColor="text1" w:themeTint="A6"/>
-          <w:sz w:val="13"/>
-          <w:szCs w:val="13"/>
-          <w:highlight w:val="magenta"/>
-        </w:rPr>
-        <w:t xml:space="preserve"> }</w:t>
-      </w:r>
-      <w:proofErr w:type="gramEnd"/>
-      <w:r>
-        <w:rPr>
-          <w:rFonts w:ascii="思源黑体 CN Light" w:eastAsia="思源黑体 CN Light" w:hAnsi="思源黑体 CN Light" w:hint="eastAsia"/>
-          <w:color w:val="595959" w:themeColor="text1" w:themeTint="A6"/>
-          <w:sz w:val="13"/>
-          <w:szCs w:val="13"/>
-          <w:highlight w:val="magenta"/>
-        </w:rPr>
-        <w:t>}</w:t>
+        <w:t xml:space="preserve"> }}</w:t>
       </w:r>
     </w:p>
     <w:tbl>
@@ -4921,7 +4697,7 @@
                     </wp:anchor>
                   </w:drawing>
                 </mc:Choice>
-                <mc:Fallback xmlns:w16du="http://schemas.microsoft.com/office/word/2023/wordml/word16du" xmlns:oel="http://schemas.microsoft.com/office/2019/extlst">
+                <mc:Fallback xmlns:oel="http://schemas.microsoft.com/office/2019/extlst" xmlns:w16du="http://schemas.microsoft.com/office/word/2023/wordml/word16du">
                   <w:pict>
                     <v:shape w14:anchorId="67380918" id="流程图: 接点 4" o:spid="_x0000_s1026" type="#_x0000_t120" style="position:absolute;left:0;text-align:left;margin-left:178.35pt;margin-top:3.25pt;width:24.65pt;height:25.15pt;z-index:-251619328;visibility:visible;mso-wrap-style:square;mso-wrap-distance-left:9pt;mso-wrap-distance-top:0;mso-wrap-distance-right:9pt;mso-wrap-distance-bottom:0;mso-position-horizontal:absolute;mso-position-horizontal-relative:text;mso-position-vertical:absolute;mso-position-vertical-relative:text;v-text-anchor:middle" o:gfxdata="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" fillcolor="#1e7648" stroked="f" strokeweight="1pt">
                       <v:stroke joinstyle="miter"/>
@@ -5041,7 +4817,7 @@
                     </wp:anchor>
                   </w:drawing>
                 </mc:Choice>
-                <mc:Fallback xmlns:w16du="http://schemas.microsoft.com/office/word/2023/wordml/word16du" xmlns:oel="http://schemas.microsoft.com/office/2019/extlst">
+                <mc:Fallback xmlns:oel="http://schemas.microsoft.com/office/2019/extlst" xmlns:w16du="http://schemas.microsoft.com/office/word/2023/wordml/word16du">
                   <w:pict>
                     <v:roundrect w14:anchorId="625F8BA5" id="矩形: 圆角 5" o:spid="_x0000_s1026" style="position:absolute;left:0;text-align:left;margin-left:-5.15pt;margin-top:3.2pt;width:109.5pt;height:25.3pt;z-index:-251620352;visibility:visible;mso-wrap-style:square;mso-wrap-distance-left:9pt;mso-wrap-distance-top:0;mso-wrap-distance-right:9pt;mso-wrap-distance-bottom:0;mso-position-horizontal:absolute;mso-position-horizontal-relative:margin;mso-position-vertical:absolute;mso-position-vertical-relative:text;v-text-anchor:middle" arcsize="10923f" o:gfxdata="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" fillcolor="#f2f2f2 [3052]" stroked="f" strokeweight="1pt">
                       <v:stroke joinstyle="miter"/>
@@ -5180,9 +4956,9 @@
           <w:szCs w:val="13"/>
           <w:highlight w:val="magenta"/>
         </w:rPr>
-        <w:t>page_</w:t>
-      </w:r>
-      <w:proofErr w:type="gramStart"/>
+        <w:t>page_break</w:t>
+      </w:r>
+      <w:proofErr w:type="spellEnd"/>
       <w:r>
         <w:rPr>
           <w:rFonts w:ascii="思源黑体 CN Light" w:eastAsia="思源黑体 CN Light" w:hAnsi="思源黑体 CN Light" w:hint="eastAsia"/>
@@ -5191,29 +4967,7 @@
           <w:szCs w:val="13"/>
           <w:highlight w:val="magenta"/>
         </w:rPr>
-        <w:t>break</w:t>
-      </w:r>
-      <w:proofErr w:type="spellEnd"/>
-      <w:r>
-        <w:rPr>
-          <w:rFonts w:ascii="思源黑体 CN Light" w:eastAsia="思源黑体 CN Light" w:hAnsi="思源黑体 CN Light" w:hint="eastAsia"/>
-          <w:color w:val="595959" w:themeColor="text1" w:themeTint="A6"/>
-          <w:sz w:val="13"/>
-          <w:szCs w:val="13"/>
-          <w:highlight w:val="magenta"/>
-        </w:rPr>
-        <w:t xml:space="preserve"> }</w:t>
-      </w:r>
-      <w:proofErr w:type="gramEnd"/>
-      <w:r>
-        <w:rPr>
-          <w:rFonts w:ascii="思源黑体 CN Light" w:eastAsia="思源黑体 CN Light" w:hAnsi="思源黑体 CN Light" w:hint="eastAsia"/>
-          <w:color w:val="595959" w:themeColor="text1" w:themeTint="A6"/>
-          <w:sz w:val="13"/>
-          <w:szCs w:val="13"/>
-          <w:highlight w:val="magenta"/>
-        </w:rPr>
-        <w:t>}</w:t>
+        <w:t xml:space="preserve"> }}</w:t>
       </w:r>
     </w:p>
     <w:tbl>
@@ -5329,7 +5083,7 @@
                     </wp:anchor>
                   </w:drawing>
                 </mc:Choice>
-                <mc:Fallback xmlns:w16du="http://schemas.microsoft.com/office/word/2023/wordml/word16du" xmlns:oel="http://schemas.microsoft.com/office/2019/extlst">
+                <mc:Fallback xmlns:oel="http://schemas.microsoft.com/office/2019/extlst" xmlns:w16du="http://schemas.microsoft.com/office/word/2023/wordml/word16du">
                   <w:pict>
                     <v:shape w14:anchorId="5B5DDEF8" id="流程图: 接点 6" o:spid="_x0000_s1026" type="#_x0000_t120" style="position:absolute;left:0;text-align:left;margin-left:164.85pt;margin-top:3.25pt;width:24.65pt;height:25.15pt;z-index:-251616256;visibility:visible;mso-wrap-style:square;mso-wrap-distance-left:9pt;mso-wrap-distance-top:0;mso-wrap-distance-right:9pt;mso-wrap-distance-bottom:0;mso-position-horizontal:absolute;mso-position-horizontal-relative:text;mso-position-vertical:absolute;mso-position-vertical-relative:text;v-text-anchor:middle" o:gfxdata="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" fillcolor="#1e7648" stroked="f" strokeweight="1pt">
                       <v:stroke joinstyle="miter"/>
@@ -5457,7 +5211,7 @@
                     </wp:anchor>
                   </w:drawing>
                 </mc:Choice>
-                <mc:Fallback xmlns:w16du="http://schemas.microsoft.com/office/word/2023/wordml/word16du" xmlns:oel="http://schemas.microsoft.com/office/2019/extlst">
+                <mc:Fallback xmlns:oel="http://schemas.microsoft.com/office/2019/extlst" xmlns:w16du="http://schemas.microsoft.com/office/word/2023/wordml/word16du">
                   <w:pict>
                     <v:roundrect w14:anchorId="1AC0CCA9" id="矩形: 圆角 7" o:spid="_x0000_s1026" style="position:absolute;left:0;text-align:left;margin-left:-5.15pt;margin-top:3.2pt;width:138.75pt;height:25.3pt;z-index:-251617280;visibility:visible;mso-wrap-style:square;mso-wrap-distance-left:9pt;mso-wrap-distance-top:0;mso-wrap-distance-right:9pt;mso-wrap-distance-bottom:0;mso-position-horizontal:absolute;mso-position-horizontal-relative:margin;mso-position-vertical:absolute;mso-position-vertical-relative:text;v-text-anchor:middle" arcsize="10923f" o:gfxdata="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" fillcolor="#f2f2f2 [3052]" stroked="f" strokeweight="1pt">
                       <v:stroke joinstyle="miter"/>
@@ -5598,9 +5352,9 @@
           <w:szCs w:val="13"/>
           <w:highlight w:val="magenta"/>
         </w:rPr>
-        <w:t>page_</w:t>
-      </w:r>
-      <w:proofErr w:type="gramStart"/>
+        <w:t>page_break</w:t>
+      </w:r>
+      <w:proofErr w:type="spellEnd"/>
       <w:r>
         <w:rPr>
           <w:rFonts w:ascii="思源黑体 CN Light" w:eastAsia="思源黑体 CN Light" w:hAnsi="思源黑体 CN Light" w:hint="eastAsia"/>
@@ -5609,29 +5363,7 @@
           <w:szCs w:val="13"/>
           <w:highlight w:val="magenta"/>
         </w:rPr>
-        <w:t>break</w:t>
-      </w:r>
-      <w:proofErr w:type="spellEnd"/>
-      <w:r>
-        <w:rPr>
-          <w:rFonts w:ascii="思源黑体 CN Light" w:eastAsia="思源黑体 CN Light" w:hAnsi="思源黑体 CN Light" w:hint="eastAsia"/>
-          <w:color w:val="595959" w:themeColor="text1" w:themeTint="A6"/>
-          <w:sz w:val="13"/>
-          <w:szCs w:val="13"/>
-          <w:highlight w:val="magenta"/>
-        </w:rPr>
-        <w:t xml:space="preserve"> }</w:t>
-      </w:r>
-      <w:proofErr w:type="gramEnd"/>
-      <w:r>
-        <w:rPr>
-          <w:rFonts w:ascii="思源黑体 CN Light" w:eastAsia="思源黑体 CN Light" w:hAnsi="思源黑体 CN Light" w:hint="eastAsia"/>
-          <w:color w:val="595959" w:themeColor="text1" w:themeTint="A6"/>
-          <w:sz w:val="13"/>
-          <w:szCs w:val="13"/>
-          <w:highlight w:val="magenta"/>
-        </w:rPr>
-        <w:t>}</w:t>
+        <w:t xml:space="preserve"> }}</w:t>
       </w:r>
     </w:p>
     <w:tbl>
@@ -5746,7 +5478,7 @@
                     </wp:anchor>
                   </w:drawing>
                 </mc:Choice>
-                <mc:Fallback xmlns:w16du="http://schemas.microsoft.com/office/word/2023/wordml/word16du" xmlns:oel="http://schemas.microsoft.com/office/2019/extlst">
+                <mc:Fallback xmlns:oel="http://schemas.microsoft.com/office/2019/extlst" xmlns:w16du="http://schemas.microsoft.com/office/word/2023/wordml/word16du">
                   <w:pict>
                     <v:shape w14:anchorId="30A0AA27" id="流程图: 接点 10" o:spid="_x0000_s1026" type="#_x0000_t120" style="position:absolute;left:0;text-align:left;margin-left:199.35pt;margin-top:3.25pt;width:24.65pt;height:25.15pt;z-index:-251613184;visibility:visible;mso-wrap-style:square;mso-wrap-distance-left:9pt;mso-wrap-distance-top:0;mso-wrap-distance-right:9pt;mso-wrap-distance-bottom:0;mso-position-horizontal:absolute;mso-position-horizontal-relative:text;mso-position-vertical:absolute;mso-position-vertical-relative:text;v-text-anchor:middle" o:gfxdata="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" fillcolor="#1e7648" stroked="f" strokeweight="1pt">
                       <v:stroke joinstyle="miter"/>
@@ -5885,7 +5617,7 @@
                     </wp:anchor>
                   </w:drawing>
                 </mc:Choice>
-                <mc:Fallback xmlns:w16du="http://schemas.microsoft.com/office/word/2023/wordml/word16du" xmlns:oel="http://schemas.microsoft.com/office/2019/extlst">
+                <mc:Fallback xmlns:oel="http://schemas.microsoft.com/office/2019/extlst" xmlns:w16du="http://schemas.microsoft.com/office/word/2023/wordml/word16du">
                   <w:pict>
                     <v:roundrect w14:anchorId="570EFD8E" id="矩形: 圆角 12" o:spid="_x0000_s1026" style="position:absolute;left:0;text-align:left;margin-left:-5.7pt;margin-top:3.25pt;width:71.3pt;height:25.3pt;z-index:-251614208;visibility:visible;mso-wrap-style:square;mso-wrap-distance-left:9pt;mso-wrap-distance-top:0;mso-wrap-distance-right:9pt;mso-wrap-distance-bottom:0;mso-position-horizontal:absolute;mso-position-horizontal-relative:margin;mso-position-vertical:absolute;mso-position-vertical-relative:text;v-text-anchor:middle" arcsize="10923f" o:gfxdata="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" fillcolor="#f2f2f2 [3052]" stroked="f" strokeweight="1pt">
                       <v:stroke joinstyle="miter"/>
@@ -6210,7 +5942,6 @@
               <w:t>tumor_content</w:t>
             </w:r>
             <w:proofErr w:type="spellEnd"/>
-            <w:proofErr w:type="gramStart"/>
             <w:r>
               <w:rPr>
                 <w:rFonts w:ascii="思源黑体 CN Normal" w:eastAsia="思源黑体 CN Normal" w:hAnsi="思源黑体 CN Normal" w:cs="思源黑体 CN Light"/>
@@ -6221,7 +5952,6 @@
               <w:t>”]|</w:t>
             </w:r>
             <w:proofErr w:type="spellStart"/>
-            <w:proofErr w:type="gramEnd"/>
             <w:r>
               <w:rPr>
                 <w:rFonts w:ascii="思源黑体 CN Normal" w:eastAsia="思源黑体 CN Normal" w:hAnsi="思源黑体 CN Normal" w:cs="思源黑体 CN Light"/>
@@ -6294,7 +6024,6 @@
               <w:t>tumor_content</w:t>
             </w:r>
             <w:proofErr w:type="spellEnd"/>
-            <w:proofErr w:type="gramStart"/>
             <w:r>
               <w:rPr>
                 <w:rFonts w:ascii="思源黑体 CN Normal" w:eastAsia="思源黑体 CN Normal" w:hAnsi="思源黑体 CN Normal" w:cs="思源黑体 CN Light"/>
@@ -6305,7 +6034,6 @@
               <w:t>”]|</w:t>
             </w:r>
             <w:proofErr w:type="spellStart"/>
-            <w:proofErr w:type="gramEnd"/>
             <w:r>
               <w:rPr>
                 <w:rFonts w:ascii="思源黑体 CN Normal" w:eastAsia="思源黑体 CN Normal" w:hAnsi="思源黑体 CN Normal" w:cs="思源黑体 CN Light"/>
@@ -6400,7 +6128,6 @@
               <w:t>tumor_content_macrodissection_performed</w:t>
             </w:r>
             <w:proofErr w:type="spellEnd"/>
-            <w:proofErr w:type="gramStart"/>
             <w:r>
               <w:rPr>
                 <w:rFonts w:ascii="思源黑体 CN Normal" w:eastAsia="思源黑体 CN Normal" w:hAnsi="思源黑体 CN Normal" w:cs="思源黑体 CN Light"/>
@@ -6411,7 +6138,6 @@
               <w:t>”]|</w:t>
             </w:r>
             <w:proofErr w:type="spellStart"/>
-            <w:proofErr w:type="gramEnd"/>
             <w:r>
               <w:rPr>
                 <w:rFonts w:ascii="思源黑体 CN Normal" w:eastAsia="思源黑体 CN Normal" w:hAnsi="思源黑体 CN Normal" w:cs="思源黑体 CN Light"/>
@@ -6493,7 +6219,6 @@
               <w:t>tumor_content_macrodissection_performed</w:t>
             </w:r>
             <w:proofErr w:type="spellEnd"/>
-            <w:proofErr w:type="gramStart"/>
             <w:r>
               <w:rPr>
                 <w:rFonts w:ascii="思源黑体 CN Normal" w:eastAsia="思源黑体 CN Normal" w:hAnsi="思源黑体 CN Normal" w:cs="思源黑体 CN Light"/>
@@ -6504,7 +6229,6 @@
               <w:t>”]|</w:t>
             </w:r>
             <w:proofErr w:type="spellStart"/>
-            <w:proofErr w:type="gramEnd"/>
             <w:r>
               <w:rPr>
                 <w:rFonts w:ascii="思源黑体 CN Normal" w:eastAsia="思源黑体 CN Normal" w:hAnsi="思源黑体 CN Normal" w:cs="思源黑体 CN Light"/>
@@ -6599,7 +6323,6 @@
               <w:t>tumor_content</w:t>
             </w:r>
             <w:proofErr w:type="spellEnd"/>
-            <w:proofErr w:type="gramStart"/>
             <w:r>
               <w:rPr>
                 <w:rFonts w:ascii="思源黑体 CN Normal" w:eastAsia="思源黑体 CN Normal" w:hAnsi="思源黑体 CN Normal" w:cs="思源黑体 CN Light"/>
@@ -6610,7 +6333,6 @@
               <w:t>”]|</w:t>
             </w:r>
             <w:proofErr w:type="spellStart"/>
-            <w:proofErr w:type="gramEnd"/>
             <w:r>
               <w:rPr>
                 <w:rFonts w:ascii="思源黑体 CN Normal" w:eastAsia="思源黑体 CN Normal" w:hAnsi="思源黑体 CN Normal" w:cs="思源黑体 CN Light"/>
@@ -6945,29 +6667,7 @@
                 <w:lang w:bidi="ar"/>
               </w:rPr>
               <w:lastRenderedPageBreak/>
-              <w:t>lib_quality_control.lib_dna_qc.dna_qty</w:t>
-            </w:r>
-            <w:proofErr w:type="gramStart"/>
-            <w:r>
-              <w:rPr>
-                <w:rFonts w:ascii="思源黑体 CN Normal" w:eastAsia="思源黑体 CN Normal" w:hAnsi="思源黑体 CN Normal" w:cs="思源黑体 CN Light"/>
-                <w:kern w:val="0"/>
-                <w:sz w:val="17"/>
-                <w:szCs w:val="17"/>
-                <w:lang w:bidi="ar"/>
-              </w:rPr>
-              <w:t>%}{</w:t>
-            </w:r>
-            <w:proofErr w:type="gramEnd"/>
-            <w:r>
-              <w:rPr>
-                <w:rFonts w:ascii="思源黑体 CN Normal" w:eastAsia="思源黑体 CN Normal" w:hAnsi="思源黑体 CN Normal" w:cs="思源黑体 CN Light"/>
-                <w:kern w:val="0"/>
-                <w:sz w:val="17"/>
-                <w:szCs w:val="17"/>
-                <w:lang w:bidi="ar"/>
-              </w:rPr>
-              <w:t>{lib_quality_control.lib_dna_qc.dna_qty|replace(“.00”,””)}}{%else%}{%endif%}</w:t>
+              <w:t>lib_quality_control.lib_dna_qc.dna_qty%}{{lib_quality_control.lib_dna_qc.dna_qty|replace(“.00”,””)}}{%else%}{%endif%}</w:t>
             </w:r>
           </w:p>
         </w:tc>
@@ -7176,29 +6876,7 @@
                 <w:szCs w:val="17"/>
                 <w:lang w:bidi="ar"/>
               </w:rPr>
-              <w:t xml:space="preserve"> and lib_quality_control.lib_dna_</w:t>
-            </w:r>
-            <w:proofErr w:type="gramStart"/>
-            <w:r>
-              <w:rPr>
-                <w:rFonts w:ascii="思源黑体 CN Normal" w:eastAsia="思源黑体 CN Normal" w:hAnsi="思源黑体 CN Normal" w:cs="思源黑体 CN Light"/>
-                <w:kern w:val="0"/>
-                <w:sz w:val="17"/>
-                <w:szCs w:val="17"/>
-                <w:lang w:bidi="ar"/>
-              </w:rPr>
-              <w:t>qc.library</w:t>
-            </w:r>
-            <w:proofErr w:type="gramEnd"/>
-            <w:r>
-              <w:rPr>
-                <w:rFonts w:ascii="思源黑体 CN Normal" w:eastAsia="思源黑体 CN Normal" w:hAnsi="思源黑体 CN Normal" w:cs="思源黑体 CN Light"/>
-                <w:kern w:val="0"/>
-                <w:sz w:val="17"/>
-                <w:szCs w:val="17"/>
-                <w:lang w:bidi="ar"/>
-              </w:rPr>
-              <w:t>_concn%}{{lib_quality_control.lib_dna_qc.library_concn|replace(“.00”,””)}}{%else%}{%endif%}</w:t>
+              <w:t xml:space="preserve"> and lib_quality_control.lib_dna_qc.library_concn%}{{lib_quality_control.lib_dna_qc.library_concn|replace(“.00”,””)}}{%else%}{%endif%}</w:t>
             </w:r>
           </w:p>
         </w:tc>
@@ -7401,25 +7079,7 @@
                 <w:sz w:val="17"/>
                 <w:szCs w:val="17"/>
               </w:rPr>
-              <w:t>{{</w:t>
-            </w:r>
-            <w:proofErr w:type="gramStart"/>
-            <w:r>
-              <w:rPr>
-                <w:rFonts w:ascii="思源黑体 CN Normal" w:eastAsia="思源黑体 CN Normal" w:hAnsi="思源黑体 CN Normal"/>
-                <w:sz w:val="17"/>
-                <w:szCs w:val="17"/>
-              </w:rPr>
-              <w:t>qc.dna_data_qc.cds.cleandata</w:t>
-            </w:r>
-            <w:proofErr w:type="gramEnd"/>
-            <w:r>
-              <w:rPr>
-                <w:rFonts w:ascii="思源黑体 CN Normal" w:eastAsia="思源黑体 CN Normal" w:hAnsi="思源黑体 CN Normal"/>
-                <w:sz w:val="17"/>
-                <w:szCs w:val="17"/>
-              </w:rPr>
-              <w:t>_q30}}</w:t>
+              <w:t>{{qc.dna_data_qc.cds.cleandata_q30}}</w:t>
             </w:r>
           </w:p>
           <w:p>
@@ -7468,25 +7128,7 @@
                 <w:sz w:val="17"/>
                 <w:szCs w:val="17"/>
               </w:rPr>
-              <w:t>{qc.dna_data_</w:t>
-            </w:r>
-            <w:proofErr w:type="gramStart"/>
-            <w:r>
-              <w:rPr>
-                <w:rFonts w:ascii="思源黑体 CN Normal" w:eastAsia="思源黑体 CN Normal" w:hAnsi="思源黑体 CN Normal"/>
-                <w:sz w:val="17"/>
-                <w:szCs w:val="17"/>
-              </w:rPr>
-              <w:t>qc.cleandata</w:t>
-            </w:r>
-            <w:proofErr w:type="gramEnd"/>
-            <w:r>
-              <w:rPr>
-                <w:rFonts w:ascii="思源黑体 CN Normal" w:eastAsia="思源黑体 CN Normal" w:hAnsi="思源黑体 CN Normal"/>
-                <w:sz w:val="17"/>
-                <w:szCs w:val="17"/>
-              </w:rPr>
-              <w:t>_q30}}</w:t>
+              <w:t>{qc.dna_data_qc.cleandata_q30}}</w:t>
             </w:r>
           </w:p>
           <w:p>
@@ -7714,7 +7356,6 @@
               <w:t>{{</w:t>
             </w:r>
             <w:proofErr w:type="spellStart"/>
-            <w:proofErr w:type="gramStart"/>
             <w:r>
               <w:rPr>
                 <w:rFonts w:ascii="思源黑体 CN Normal" w:eastAsia="思源黑体 CN Normal" w:hAnsi="思源黑体 CN Normal"/>
@@ -7729,16 +7370,7 @@
                 <w:sz w:val="17"/>
                 <w:szCs w:val="17"/>
               </w:rPr>
-              <w:t>brca</w:t>
-            </w:r>
-            <w:proofErr w:type="gramEnd"/>
-            <w:r>
-              <w:rPr>
-                <w:rFonts w:ascii="思源黑体 CN Normal" w:eastAsia="思源黑体 CN Normal" w:hAnsi="思源黑体 CN Normal"/>
-                <w:sz w:val="17"/>
-                <w:szCs w:val="17"/>
-              </w:rPr>
-              <w:t>_cover_ratio</w:t>
+              <w:t>brca_cover_ratio</w:t>
             </w:r>
             <w:proofErr w:type="spellEnd"/>
             <w:r>
@@ -7797,33 +7429,15 @@
                 <w:sz w:val="17"/>
                 <w:szCs w:val="17"/>
               </w:rPr>
-              <w:t>qc.dna_data_</w:t>
-            </w:r>
-            <w:proofErr w:type="gramStart"/>
-            <w:r>
-              <w:rPr>
-                <w:rFonts w:ascii="思源黑体 CN Normal" w:eastAsia="思源黑体 CN Normal" w:hAnsi="思源黑体 CN Normal"/>
-                <w:sz w:val="17"/>
-                <w:szCs w:val="17"/>
-              </w:rPr>
-              <w:t>qc.</w:t>
-            </w:r>
-            <w:r>
-              <w:rPr>
-                <w:rFonts w:ascii="思源黑体 CN Normal" w:eastAsia="思源黑体 CN Normal" w:hAnsi="思源黑体 CN Normal"/>
-                <w:sz w:val="17"/>
-                <w:szCs w:val="17"/>
-              </w:rPr>
-              <w:t>brca</w:t>
-            </w:r>
-            <w:proofErr w:type="gramEnd"/>
-            <w:r>
-              <w:rPr>
-                <w:rFonts w:ascii="思源黑体 CN Normal" w:eastAsia="思源黑体 CN Normal" w:hAnsi="思源黑体 CN Normal"/>
-                <w:sz w:val="17"/>
-                <w:szCs w:val="17"/>
-              </w:rPr>
-              <w:t>_cover_ratio</w:t>
+              <w:t>qc.dna_data_qc.</w:t>
+            </w:r>
+            <w:r>
+              <w:rPr>
+                <w:rFonts w:ascii="思源黑体 CN Normal" w:eastAsia="思源黑体 CN Normal" w:hAnsi="思源黑体 CN Normal"/>
+                <w:sz w:val="17"/>
+                <w:szCs w:val="17"/>
+              </w:rPr>
+              <w:t>brca_cover_ratio</w:t>
             </w:r>
             <w:proofErr w:type="spellEnd"/>
             <w:r>
@@ -8060,7 +7674,6 @@
               <w:t>{{</w:t>
             </w:r>
             <w:proofErr w:type="spellStart"/>
-            <w:proofErr w:type="gramStart"/>
             <w:r>
               <w:rPr>
                 <w:rFonts w:ascii="思源黑体 CN Normal" w:eastAsia="思源黑体 CN Normal" w:hAnsi="思源黑体 CN Normal"/>
@@ -8075,16 +7688,7 @@
                 <w:sz w:val="17"/>
                 <w:szCs w:val="17"/>
               </w:rPr>
-              <w:t>cover</w:t>
-            </w:r>
-            <w:proofErr w:type="gramEnd"/>
-            <w:r>
-              <w:rPr>
-                <w:rFonts w:ascii="思源黑体 CN Normal" w:eastAsia="思源黑体 CN Normal" w:hAnsi="思源黑体 CN Normal"/>
-                <w:sz w:val="17"/>
-                <w:szCs w:val="17"/>
-              </w:rPr>
-              <w:t>_ratio</w:t>
+              <w:t>cover_ratio</w:t>
             </w:r>
             <w:proofErr w:type="spellEnd"/>
             <w:r>
@@ -8143,33 +7747,15 @@
                 <w:sz w:val="17"/>
                 <w:szCs w:val="17"/>
               </w:rPr>
-              <w:t>qc.dna_data_</w:t>
-            </w:r>
-            <w:proofErr w:type="gramStart"/>
-            <w:r>
-              <w:rPr>
-                <w:rFonts w:ascii="思源黑体 CN Normal" w:eastAsia="思源黑体 CN Normal" w:hAnsi="思源黑体 CN Normal"/>
-                <w:sz w:val="17"/>
-                <w:szCs w:val="17"/>
-              </w:rPr>
-              <w:t>qc.</w:t>
-            </w:r>
-            <w:r>
-              <w:rPr>
-                <w:rFonts w:ascii="思源黑体 CN Normal" w:eastAsia="思源黑体 CN Normal" w:hAnsi="思源黑体 CN Normal"/>
-                <w:sz w:val="17"/>
-                <w:szCs w:val="17"/>
-              </w:rPr>
-              <w:t>cover</w:t>
-            </w:r>
-            <w:proofErr w:type="gramEnd"/>
-            <w:r>
-              <w:rPr>
-                <w:rFonts w:ascii="思源黑体 CN Normal" w:eastAsia="思源黑体 CN Normal" w:hAnsi="思源黑体 CN Normal"/>
-                <w:sz w:val="17"/>
-                <w:szCs w:val="17"/>
-              </w:rPr>
-              <w:t>_ratio</w:t>
+              <w:t>qc.dna_data_qc.</w:t>
+            </w:r>
+            <w:r>
+              <w:rPr>
+                <w:rFonts w:ascii="思源黑体 CN Normal" w:eastAsia="思源黑体 CN Normal" w:hAnsi="思源黑体 CN Normal"/>
+                <w:sz w:val="17"/>
+                <w:szCs w:val="17"/>
+              </w:rPr>
+              <w:t>cover_ratio</w:t>
             </w:r>
             <w:proofErr w:type="spellEnd"/>
             <w:r>
@@ -8756,7 +8342,6 @@
               <w:t>{{</w:t>
             </w:r>
             <w:proofErr w:type="spellStart"/>
-            <w:proofErr w:type="gramStart"/>
             <w:r>
               <w:rPr>
                 <w:rFonts w:ascii="思源黑体 CN Normal" w:eastAsia="思源黑体 CN Normal" w:hAnsi="思源黑体 CN Normal"/>
@@ -8765,7 +8350,6 @@
               </w:rPr>
               <w:t>qc.dna_data_qc.cds.depth</w:t>
             </w:r>
-            <w:proofErr w:type="gramEnd"/>
             <w:r>
               <w:rPr>
                 <w:rFonts w:ascii="思源黑体 CN Normal" w:eastAsia="思源黑体 CN Normal" w:hAnsi="思源黑体 CN Normal"/>
@@ -8840,18 +8424,8 @@
                 <w:sz w:val="17"/>
                 <w:szCs w:val="17"/>
               </w:rPr>
-              <w:t>qc.dna_data_</w:t>
-            </w:r>
-            <w:proofErr w:type="gramStart"/>
-            <w:r>
-              <w:rPr>
-                <w:rFonts w:ascii="思源黑体 CN Normal" w:eastAsia="思源黑体 CN Normal" w:hAnsi="思源黑体 CN Normal"/>
-                <w:sz w:val="17"/>
-                <w:szCs w:val="17"/>
-              </w:rPr>
-              <w:t>qc.depth</w:t>
-            </w:r>
-            <w:proofErr w:type="gramEnd"/>
+              <w:t>qc.dna_data_qc.depth</w:t>
+            </w:r>
             <w:r>
               <w:rPr>
                 <w:rFonts w:ascii="思源黑体 CN Normal" w:eastAsia="思源黑体 CN Normal" w:hAnsi="思源黑体 CN Normal"/>
@@ -9017,27 +8591,7 @@
           <w:sz w:val="16"/>
           <w:szCs w:val="16"/>
         </w:rPr>
-        <w:t>仅送检样本类型包含石蜡</w:t>
-      </w:r>
-      <w:proofErr w:type="gramStart"/>
-      <w:r>
-        <w:rPr>
-          <w:rFonts w:ascii="思源黑体 CN Normal" w:eastAsia="思源黑体 CN Normal" w:hAnsi="思源黑体 CN Normal"/>
-          <w:color w:val="000000"/>
-          <w:sz w:val="16"/>
-          <w:szCs w:val="16"/>
-        </w:rPr>
-        <w:t>玻</w:t>
-      </w:r>
-      <w:proofErr w:type="gramEnd"/>
-      <w:r>
-        <w:rPr>
-          <w:rFonts w:ascii="思源黑体 CN Normal" w:eastAsia="思源黑体 CN Normal" w:hAnsi="思源黑体 CN Normal"/>
-          <w:color w:val="000000"/>
-          <w:sz w:val="16"/>
-          <w:szCs w:val="16"/>
-        </w:rPr>
-        <w:t>片时可进行此项评估</w:t>
+        <w:t>仅送检样本类型包含石蜡玻片时可进行此项评估</w:t>
       </w:r>
       <w:r>
         <w:rPr>
@@ -9656,7 +9210,7 @@
                     </wp:anchor>
                   </w:drawing>
                 </mc:Choice>
-                <mc:Fallback xmlns:w16du="http://schemas.microsoft.com/office/word/2023/wordml/word16du" xmlns:oel="http://schemas.microsoft.com/office/2019/extlst">
+                <mc:Fallback xmlns:oel="http://schemas.microsoft.com/office/2019/extlst" xmlns:w16du="http://schemas.microsoft.com/office/word/2023/wordml/word16du">
                   <w:pict>
                     <v:shape w14:anchorId="53237D61" id="流程图: 接点 10" o:spid="_x0000_s1026" type="#_x0000_t120" style="position:absolute;left:0;text-align:left;margin-left:200.1pt;margin-top:3.25pt;width:24.65pt;height:25.15pt;z-index:-251610112;visibility:visible;mso-wrap-style:square;mso-wrap-distance-left:9pt;mso-wrap-distance-top:0;mso-wrap-distance-right:9pt;mso-wrap-distance-bottom:0;mso-position-horizontal:absolute;mso-position-horizontal-relative:text;mso-position-vertical:absolute;mso-position-vertical-relative:text;v-text-anchor:middle" o:gfxdata="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" fillcolor="#1e7648" stroked="f" strokeweight="1pt">
                       <v:stroke joinstyle="miter"/>
@@ -9795,7 +9349,7 @@
                     </wp:anchor>
                   </w:drawing>
                 </mc:Choice>
-                <mc:Fallback xmlns:w16du="http://schemas.microsoft.com/office/word/2023/wordml/word16du" xmlns:oel="http://schemas.microsoft.com/office/2019/extlst">
+                <mc:Fallback xmlns:oel="http://schemas.microsoft.com/office/2019/extlst" xmlns:w16du="http://schemas.microsoft.com/office/word/2023/wordml/word16du">
                   <w:pict>
                     <v:roundrect w14:anchorId="02FD2D56" id="矩形: 圆角 12" o:spid="_x0000_s1026" style="position:absolute;left:0;text-align:left;margin-left:-5.7pt;margin-top:3.25pt;width:71.3pt;height:25.3pt;z-index:-251611136;visibility:visible;mso-wrap-style:square;mso-wrap-distance-left:9pt;mso-wrap-distance-top:0;mso-wrap-distance-right:9pt;mso-wrap-distance-bottom:0;mso-position-horizontal:absolute;mso-position-horizontal-relative:margin;mso-position-vertical:absolute;mso-position-vertical-relative:text;v-text-anchor:middle" arcsize="10923f" o:gfxdata="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" fillcolor="#f2f2f2 [3052]" stroked="f" strokeweight="1pt">
                       <v:stroke joinstyle="miter"/>
@@ -9917,9 +9471,9 @@
           <w:szCs w:val="13"/>
           <w:highlight w:val="magenta"/>
         </w:rPr>
-        <w:t>page_</w:t>
-      </w:r>
-      <w:proofErr w:type="gramStart"/>
+        <w:t>page_break</w:t>
+      </w:r>
+      <w:proofErr w:type="spellEnd"/>
       <w:r>
         <w:rPr>
           <w:rFonts w:ascii="思源黑体 CN Light" w:eastAsia="思源黑体 CN Light" w:hAnsi="思源黑体 CN Light" w:hint="eastAsia"/>
@@ -9928,29 +9482,7 @@
           <w:szCs w:val="13"/>
           <w:highlight w:val="magenta"/>
         </w:rPr>
-        <w:t>break</w:t>
-      </w:r>
-      <w:proofErr w:type="spellEnd"/>
-      <w:r>
-        <w:rPr>
-          <w:rFonts w:ascii="思源黑体 CN Light" w:eastAsia="思源黑体 CN Light" w:hAnsi="思源黑体 CN Light" w:hint="eastAsia"/>
-          <w:color w:val="595959" w:themeColor="text1" w:themeTint="A6"/>
-          <w:sz w:val="13"/>
-          <w:szCs w:val="13"/>
-          <w:highlight w:val="magenta"/>
-        </w:rPr>
-        <w:t xml:space="preserve"> }</w:t>
-      </w:r>
-      <w:proofErr w:type="gramEnd"/>
-      <w:r>
-        <w:rPr>
-          <w:rFonts w:ascii="思源黑体 CN Light" w:eastAsia="思源黑体 CN Light" w:hAnsi="思源黑体 CN Light" w:hint="eastAsia"/>
-          <w:color w:val="595959" w:themeColor="text1" w:themeTint="A6"/>
-          <w:sz w:val="13"/>
-          <w:szCs w:val="13"/>
-          <w:highlight w:val="magenta"/>
-        </w:rPr>
-        <w:t>}</w:t>
+        <w:t xml:space="preserve"> }}</w:t>
       </w:r>
     </w:p>
     <w:tbl>
@@ -10065,7 +9597,7 @@
                     </wp:anchor>
                   </w:drawing>
                 </mc:Choice>
-                <mc:Fallback xmlns:w16du="http://schemas.microsoft.com/office/word/2023/wordml/word16du" xmlns:oel="http://schemas.microsoft.com/office/2019/extlst">
+                <mc:Fallback xmlns:oel="http://schemas.microsoft.com/office/2019/extlst" xmlns:w16du="http://schemas.microsoft.com/office/word/2023/wordml/word16du">
                   <w:pict>
                     <v:shape w14:anchorId="5C74B972" id="流程图: 接点 26" o:spid="_x0000_s1026" type="#_x0000_t120" style="position:absolute;left:0;text-align:left;margin-left:200.1pt;margin-top:3.25pt;width:24.65pt;height:25.15pt;z-index:-251603968;visibility:visible;mso-wrap-style:square;mso-wrap-distance-left:9pt;mso-wrap-distance-top:0;mso-wrap-distance-right:9pt;mso-wrap-distance-bottom:0;mso-position-horizontal:absolute;mso-position-horizontal-relative:text;mso-position-vertical:absolute;mso-position-vertical-relative:text;v-text-anchor:middle" o:gfxdata="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" fillcolor="#1e7648" stroked="f" strokeweight="1pt">
                       <v:stroke joinstyle="miter"/>
@@ -10237,7 +9769,7 @@
                     </wp:anchor>
                   </w:drawing>
                 </mc:Choice>
-                <mc:Fallback xmlns:w16du="http://schemas.microsoft.com/office/word/2023/wordml/word16du" xmlns:oel="http://schemas.microsoft.com/office/2019/extlst">
+                <mc:Fallback xmlns:oel="http://schemas.microsoft.com/office/2019/extlst" xmlns:w16du="http://schemas.microsoft.com/office/word/2023/wordml/word16du">
                   <w:pict>
                     <v:roundrect w14:anchorId="7620C89F" id="矩形: 圆角 27" o:spid="_x0000_s1026" style="position:absolute;left:0;text-align:left;margin-left:-5.7pt;margin-top:3.25pt;width:71.3pt;height:25.3pt;z-index:-251604992;visibility:visible;mso-wrap-style:square;mso-wrap-distance-left:9pt;mso-wrap-distance-top:0;mso-wrap-distance-right:9pt;mso-wrap-distance-bottom:0;mso-position-horizontal:absolute;mso-position-horizontal-relative:margin;mso-position-vertical:absolute;mso-position-vertical-relative:text;v-text-anchor:middle" arcsize="10923f" o:gfxdata="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" fillcolor="#f2f2f2 [3052]" stroked="f" strokeweight="1pt">
                       <v:stroke joinstyle="miter"/>
@@ -10534,54 +10066,68 @@
           <w:sz w:val="18"/>
           <w:szCs w:val="18"/>
         </w:rPr>
-        <w:t>，DSB）时，断裂的DNA以其未发生断裂的姐妹染色单体或与其具有同源序列的染色体作为模板，激活一系列蛋白分子进行的一种无错误修复方式，只发生在细胞周期的DNA复制期和DNA合成后期。同源重组修复具有修复DSBs、挽救复制叉及实现减数分裂染色体交叉互换等功能。同源重组修复过程可大致分为3个步骤：DNA损伤位点剪切、3</w:t>
-      </w:r>
-      <w:proofErr w:type="gramStart"/>
+        <w:t>，DSB）时，断裂的DNA以其未发生断裂的姐妹染色单体或与其具有同源序列的染色体作为模板，激活一系列蛋白分子进行的一种无错误修复方式，只发生在细胞周期的DNA复制期和DNA合成后期。同源重组修复具有修复DSBs、挽救复制叉及实现减数分裂染色体交叉互换等功能。同源重组修复过程可大致分为3个步骤：DNA损伤位点剪切、3’末端单链入侵、Holliday连接体的形成和解离</w:t>
+      </w:r>
+      <w:bookmarkEnd w:id="13"/>
       <w:r>
         <w:rPr>
           <w:rFonts w:ascii="思源黑体 CN Normal" w:eastAsia="思源黑体 CN Normal" w:hAnsi="思源黑体 CN Normal" w:cs="思源黑体 CN Light" w:hint="eastAsia"/>
           <w:sz w:val="18"/>
           <w:szCs w:val="18"/>
         </w:rPr>
-        <w:t>’</w:t>
-      </w:r>
-      <w:proofErr w:type="gramEnd"/>
+        <w:t>。</w:t>
+      </w:r>
+    </w:p>
+    <w:p>
+      <w:pPr>
+        <w:spacing w:line="380" w:lineRule="exact"/>
+        <w:ind w:firstLine="420"/>
+        <w:rPr>
+          <w:rFonts w:ascii="思源黑体 CN Normal" w:eastAsia="思源黑体 CN Normal" w:hAnsi="思源黑体 CN Normal" w:cs="思源黑体 CN Light"/>
+          <w:sz w:val="18"/>
+          <w:szCs w:val="18"/>
+        </w:rPr>
+      </w:pPr>
+      <w:bookmarkStart w:id="14" w:name="_Hlk110880056"/>
       <w:r>
         <w:rPr>
           <w:rFonts w:ascii="思源黑体 CN Normal" w:eastAsia="思源黑体 CN Normal" w:hAnsi="思源黑体 CN Normal" w:cs="思源黑体 CN Light" w:hint="eastAsia"/>
           <w:sz w:val="18"/>
           <w:szCs w:val="18"/>
         </w:rPr>
-        <w:t>末端单链入侵、Holliday连接体的形成和解离</w:t>
-      </w:r>
-      <w:bookmarkEnd w:id="13"/>
+        <w:t>同源重组缺陷（</w:t>
+      </w:r>
+      <w:r>
+        <w:rPr>
+          <w:rFonts w:ascii="思源黑体 CN Normal" w:eastAsia="思源黑体 CN Normal" w:hAnsi="思源黑体 CN Normal" w:cs="思源黑体 CN Light"/>
+          <w:sz w:val="18"/>
+          <w:szCs w:val="18"/>
+        </w:rPr>
+        <w:t>H</w:t>
+      </w:r>
       <w:r>
         <w:rPr>
           <w:rFonts w:ascii="思源黑体 CN Normal" w:eastAsia="思源黑体 CN Normal" w:hAnsi="思源黑体 CN Normal" w:cs="思源黑体 CN Light" w:hint="eastAsia"/>
           <w:sz w:val="18"/>
           <w:szCs w:val="18"/>
         </w:rPr>
-        <w:t>。</w:t>
-      </w:r>
-    </w:p>
-    <w:p>
-      <w:pPr>
-        <w:spacing w:line="380" w:lineRule="exact"/>
-        <w:ind w:firstLine="420"/>
+        <w:t>omologous</w:t>
+      </w:r>
+      <w:r>
         <w:rPr>
           <w:rFonts w:ascii="思源黑体 CN Normal" w:eastAsia="思源黑体 CN Normal" w:hAnsi="思源黑体 CN Normal" w:cs="思源黑体 CN Light"/>
           <w:sz w:val="18"/>
           <w:szCs w:val="18"/>
         </w:rPr>
-      </w:pPr>
-      <w:bookmarkStart w:id="14" w:name="_Hlk110880056"/>
+        <w:t xml:space="preserve"> R</w:t>
+      </w:r>
       <w:r>
         <w:rPr>
           <w:rFonts w:ascii="思源黑体 CN Normal" w:eastAsia="思源黑体 CN Normal" w:hAnsi="思源黑体 CN Normal" w:cs="思源黑体 CN Light" w:hint="eastAsia"/>
           <w:sz w:val="18"/>
           <w:szCs w:val="18"/>
         </w:rPr>
-        <w:t>同源重组缺陷（</w:t>
+        <w:t>ecombination</w:t>
       </w:r>
       <w:r>
         <w:rPr>
@@ -10589,7 +10135,7 @@
           <w:sz w:val="18"/>
           <w:szCs w:val="18"/>
         </w:rPr>
-        <w:t>H</w:t>
+        <w:t xml:space="preserve"> D</w:t>
       </w:r>
       <w:r>
         <w:rPr>
@@ -10597,7 +10143,7 @@
           <w:sz w:val="18"/>
           <w:szCs w:val="18"/>
         </w:rPr>
-        <w:t>omologous</w:t>
+        <w:t>eficiency，HRD）通常指细胞水平上的HRR功能障碍状态，可由HRR相关基因胚系突变或体细胞突变以及表观遗传失活等诸多因素导致。当HRD存在时，DSB会过度依赖非同源末端连接（</w:t>
       </w:r>
       <w:r>
         <w:rPr>
@@ -10605,7 +10151,7 @@
           <w:sz w:val="18"/>
           <w:szCs w:val="18"/>
         </w:rPr>
-        <w:t xml:space="preserve"> R</w:t>
+        <w:t>N</w:t>
       </w:r>
       <w:r>
         <w:rPr>
@@ -10613,7 +10159,7 @@
           <w:sz w:val="18"/>
           <w:szCs w:val="18"/>
         </w:rPr>
-        <w:t>ecombination</w:t>
+        <w:t>on-</w:t>
       </w:r>
       <w:r>
         <w:rPr>
@@ -10621,7 +10167,7 @@
           <w:sz w:val="18"/>
           <w:szCs w:val="18"/>
         </w:rPr>
-        <w:t xml:space="preserve"> D</w:t>
+        <w:t>H</w:t>
       </w:r>
       <w:r>
         <w:rPr>
@@ -10629,7 +10175,7 @@
           <w:sz w:val="18"/>
           <w:szCs w:val="18"/>
         </w:rPr>
-        <w:t>eficiency，HRD）通常指细胞水平上的HRR功能障碍状态，可由HRR相关基因胚系突变或体细胞突变以及表观遗传失活等诸多因素导致。当HRD存在时，DSB会过度依赖非同源末端连接（</w:t>
+        <w:t>omologous</w:t>
       </w:r>
       <w:r>
         <w:rPr>
@@ -10637,7 +10183,7 @@
           <w:sz w:val="18"/>
           <w:szCs w:val="18"/>
         </w:rPr>
-        <w:t>N</w:t>
+        <w:t xml:space="preserve"> E</w:t>
       </w:r>
       <w:r>
         <w:rPr>
@@ -10645,7 +10191,7 @@
           <w:sz w:val="18"/>
           <w:szCs w:val="18"/>
         </w:rPr>
-        <w:t>on-</w:t>
+        <w:t>nd</w:t>
       </w:r>
       <w:r>
         <w:rPr>
@@ -10653,7 +10199,7 @@
           <w:sz w:val="18"/>
           <w:szCs w:val="18"/>
         </w:rPr>
-        <w:t>H</w:t>
+        <w:t xml:space="preserve"> J</w:t>
       </w:r>
       <w:r>
         <w:rPr>
@@ -10661,7 +10207,7 @@
           <w:sz w:val="18"/>
           <w:szCs w:val="18"/>
         </w:rPr>
-        <w:t>omologous</w:t>
+        <w:t>oining，NEHJ）、微同源末端连接（</w:t>
       </w:r>
       <w:r>
         <w:rPr>
@@ -10669,7 +10215,7 @@
           <w:sz w:val="18"/>
           <w:szCs w:val="18"/>
         </w:rPr>
-        <w:t xml:space="preserve"> E</w:t>
+        <w:t>M</w:t>
       </w:r>
       <w:r>
         <w:rPr>
@@ -10677,7 +10223,7 @@
           <w:sz w:val="18"/>
           <w:szCs w:val="18"/>
         </w:rPr>
-        <w:t>nd</w:t>
+        <w:t>icrohomology</w:t>
       </w:r>
       <w:r>
         <w:rPr>
@@ -10685,7 +10231,7 @@
           <w:sz w:val="18"/>
           <w:szCs w:val="18"/>
         </w:rPr>
-        <w:t xml:space="preserve"> J</w:t>
+        <w:t xml:space="preserve"> M</w:t>
       </w:r>
       <w:r>
         <w:rPr>
@@ -10693,7 +10239,7 @@
           <w:sz w:val="18"/>
           <w:szCs w:val="18"/>
         </w:rPr>
-        <w:t>oining，NEHJ）、微同源末端连接（</w:t>
+        <w:t>ediated</w:t>
       </w:r>
       <w:r>
         <w:rPr>
@@ -10701,7 +10247,7 @@
           <w:sz w:val="18"/>
           <w:szCs w:val="18"/>
         </w:rPr>
-        <w:t>M</w:t>
+        <w:t xml:space="preserve"> E</w:t>
       </w:r>
       <w:r>
         <w:rPr>
@@ -10709,7 +10255,7 @@
           <w:sz w:val="18"/>
           <w:szCs w:val="18"/>
         </w:rPr>
-        <w:t>icrohomology</w:t>
+        <w:t>nd</w:t>
       </w:r>
       <w:r>
         <w:rPr>
@@ -10717,7 +10263,7 @@
           <w:sz w:val="18"/>
           <w:szCs w:val="18"/>
         </w:rPr>
-        <w:t xml:space="preserve"> M</w:t>
+        <w:t xml:space="preserve"> J</w:t>
       </w:r>
       <w:r>
         <w:rPr>
@@ -10725,7 +10271,7 @@
           <w:sz w:val="18"/>
           <w:szCs w:val="18"/>
         </w:rPr>
-        <w:t>ediated</w:t>
+        <w:t>oining，NMEJ）和单链退火途径（</w:t>
       </w:r>
       <w:r>
         <w:rPr>
@@ -10733,7 +10279,7 @@
           <w:sz w:val="18"/>
           <w:szCs w:val="18"/>
         </w:rPr>
-        <w:t xml:space="preserve"> E</w:t>
+        <w:t>S</w:t>
       </w:r>
       <w:r>
         <w:rPr>
@@ -10741,7 +10287,7 @@
           <w:sz w:val="18"/>
           <w:szCs w:val="18"/>
         </w:rPr>
-        <w:t>nd</w:t>
+        <w:t>ingle-</w:t>
       </w:r>
       <w:r>
         <w:rPr>
@@ -10749,7 +10295,7 @@
           <w:sz w:val="18"/>
           <w:szCs w:val="18"/>
         </w:rPr>
-        <w:t xml:space="preserve"> J</w:t>
+        <w:t>S</w:t>
       </w:r>
       <w:r>
         <w:rPr>
@@ -10757,7 +10303,7 @@
           <w:sz w:val="18"/>
           <w:szCs w:val="18"/>
         </w:rPr>
-        <w:t>oining，NMEJ）和单链退火途径（</w:t>
+        <w:t>trand</w:t>
       </w:r>
       <w:r>
         <w:rPr>
@@ -10765,7 +10311,7 @@
           <w:sz w:val="18"/>
           <w:szCs w:val="18"/>
         </w:rPr>
-        <w:t>S</w:t>
+        <w:t xml:space="preserve"> A</w:t>
       </w:r>
       <w:r>
         <w:rPr>
@@ -10773,7 +10319,7 @@
           <w:sz w:val="18"/>
           <w:szCs w:val="18"/>
         </w:rPr>
-        <w:t>ingle-</w:t>
+        <w:t>nnealing，SSA）等低保真、高易错的替代性DNA损伤修复途径，从而极可能造成核酸序列的插入/缺失、拷贝数异常，并引起染色体交联，造成基因组和染色体不稳定。HRD常存在于多种恶性肿瘤中，其中在卵巢癌、乳腺癌、胰腺导管癌、前列腺癌等肿瘤中尤其突出。HRD会产生特定的、可量化的、稳定的基因组改变，其中包含可被鉴别的基因突变、插入/缺失模式，以及染色体结构异常、基因拷贝数变异等。HRD临床检测所描述的肿瘤基因组特定改变，也被称为“基因组瘢痕”。目前，通过建立基于基因组特征分析的评估体系来预测肿瘤HRD状态及其程度，已有杂合性缺失（</w:t>
       </w:r>
       <w:r>
         <w:rPr>
@@ -10781,7 +10327,7 @@
           <w:sz w:val="18"/>
           <w:szCs w:val="18"/>
         </w:rPr>
-        <w:t>S</w:t>
+        <w:t>L</w:t>
       </w:r>
       <w:r>
         <w:rPr>
@@ -10789,7 +10335,7 @@
           <w:sz w:val="18"/>
           <w:szCs w:val="18"/>
         </w:rPr>
-        <w:t>trand</w:t>
+        <w:t>oss</w:t>
       </w:r>
       <w:r>
         <w:rPr>
@@ -10797,7 +10343,7 @@
           <w:sz w:val="18"/>
           <w:szCs w:val="18"/>
         </w:rPr>
-        <w:t xml:space="preserve"> A</w:t>
+        <w:t xml:space="preserve"> </w:t>
       </w:r>
       <w:r>
         <w:rPr>
@@ -10805,7 +10351,7 @@
           <w:sz w:val="18"/>
           <w:szCs w:val="18"/>
         </w:rPr>
-        <w:t>nnealing，SSA）等低保真、高易错的替代性DNA损伤修复途径，从而极可能造成核酸序列的插入/缺失、拷贝数异常，并引起染色体交联，造成基因组和染色体不稳定。HRD常存在于多种恶性肿瘤中，其中在卵巢癌、乳腺癌、胰腺导管癌、前列腺癌等肿瘤中尤其突出。HRD会产生特定的、可量化的、稳定的基因组改变，其中包含可被鉴别的基因突变、插入/缺失模式，以及染色体结构异常、基因拷贝数变异等。HRD临床检测所描述的肿瘤基因组特定改变，也被称为“基因组瘢痕”。目前，通过建立基于基因组特征分析的评估体系来预测肿瘤HRD状态及其程度，已有杂合性缺失（</w:t>
+        <w:t>of</w:t>
       </w:r>
       <w:r>
         <w:rPr>
@@ -10813,7 +10359,7 @@
           <w:sz w:val="18"/>
           <w:szCs w:val="18"/>
         </w:rPr>
-        <w:t>L</w:t>
+        <w:t xml:space="preserve"> H</w:t>
       </w:r>
       <w:r>
         <w:rPr>
@@ -10821,7 +10367,7 @@
           <w:sz w:val="18"/>
           <w:szCs w:val="18"/>
         </w:rPr>
-        <w:t>oss</w:t>
+        <w:t>eterozygosity，LOH）、端粒等位基因不平衡（</w:t>
       </w:r>
       <w:r>
         <w:rPr>
@@ -10829,7 +10375,7 @@
           <w:sz w:val="18"/>
           <w:szCs w:val="18"/>
         </w:rPr>
-        <w:t xml:space="preserve"> </w:t>
+        <w:t>T</w:t>
       </w:r>
       <w:r>
         <w:rPr>
@@ -10837,7 +10383,7 @@
           <w:sz w:val="18"/>
           <w:szCs w:val="18"/>
         </w:rPr>
-        <w:t>of</w:t>
+        <w:t>elomeric</w:t>
       </w:r>
       <w:r>
         <w:rPr>
@@ -10845,7 +10391,7 @@
           <w:sz w:val="18"/>
           <w:szCs w:val="18"/>
         </w:rPr>
-        <w:t xml:space="preserve"> H</w:t>
+        <w:t xml:space="preserve"> A</w:t>
       </w:r>
       <w:r>
         <w:rPr>
@@ -10853,7 +10399,7 @@
           <w:sz w:val="18"/>
           <w:szCs w:val="18"/>
         </w:rPr>
-        <w:t>eterozygosity，LOH）、端粒等位基因不平衡（</w:t>
+        <w:t>llelic</w:t>
       </w:r>
       <w:r>
         <w:rPr>
@@ -10861,7 +10407,7 @@
           <w:sz w:val="18"/>
           <w:szCs w:val="18"/>
         </w:rPr>
-        <w:t>T</w:t>
+        <w:t xml:space="preserve"> I</w:t>
       </w:r>
       <w:r>
         <w:rPr>
@@ -10869,7 +10415,7 @@
           <w:sz w:val="18"/>
           <w:szCs w:val="18"/>
         </w:rPr>
-        <w:t>elomeric</w:t>
+        <w:t>mbalance，TAI）、大片段迁移（</w:t>
       </w:r>
       <w:r>
         <w:rPr>
@@ -10877,7 +10423,7 @@
           <w:sz w:val="18"/>
           <w:szCs w:val="18"/>
         </w:rPr>
-        <w:t xml:space="preserve"> A</w:t>
+        <w:t>L</w:t>
       </w:r>
       <w:r>
         <w:rPr>
@@ -10885,7 +10431,7 @@
           <w:sz w:val="18"/>
           <w:szCs w:val="18"/>
         </w:rPr>
-        <w:t>llelic</w:t>
+        <w:t>arge-scale</w:t>
       </w:r>
       <w:r>
         <w:rPr>
@@ -10893,7 +10439,7 @@
           <w:sz w:val="18"/>
           <w:szCs w:val="18"/>
         </w:rPr>
-        <w:t xml:space="preserve"> I</w:t>
+        <w:t xml:space="preserve"> S</w:t>
       </w:r>
       <w:r>
         <w:rPr>
@@ -10901,7 +10447,7 @@
           <w:sz w:val="18"/>
           <w:szCs w:val="18"/>
         </w:rPr>
-        <w:t>mbalance，TAI）、大片段迁移（</w:t>
+        <w:t>tate</w:t>
       </w:r>
       <w:r>
         <w:rPr>
@@ -10909,7 +10455,7 @@
           <w:sz w:val="18"/>
           <w:szCs w:val="18"/>
         </w:rPr>
-        <w:t>L</w:t>
+        <w:t xml:space="preserve"> T</w:t>
       </w:r>
       <w:r>
         <w:rPr>
@@ -10917,39 +10463,7 @@
           <w:sz w:val="18"/>
           <w:szCs w:val="18"/>
         </w:rPr>
-        <w:t>arge-scale</w:t>
-      </w:r>
-      <w:r>
-        <w:rPr>
-          <w:rFonts w:ascii="思源黑体 CN Normal" w:eastAsia="思源黑体 CN Normal" w:hAnsi="思源黑体 CN Normal" w:cs="思源黑体 CN Light"/>
-          <w:sz w:val="18"/>
-          <w:szCs w:val="18"/>
-        </w:rPr>
-        <w:t xml:space="preserve"> S</w:t>
-      </w:r>
-      <w:r>
-        <w:rPr>
-          <w:rFonts w:ascii="思源黑体 CN Normal" w:eastAsia="思源黑体 CN Normal" w:hAnsi="思源黑体 CN Normal" w:cs="思源黑体 CN Light" w:hint="eastAsia"/>
-          <w:sz w:val="18"/>
-          <w:szCs w:val="18"/>
-        </w:rPr>
-        <w:t>tate</w:t>
-      </w:r>
-      <w:r>
-        <w:rPr>
-          <w:rFonts w:ascii="思源黑体 CN Normal" w:eastAsia="思源黑体 CN Normal" w:hAnsi="思源黑体 CN Normal" w:cs="思源黑体 CN Light"/>
-          <w:sz w:val="18"/>
-          <w:szCs w:val="18"/>
-        </w:rPr>
-        <w:t xml:space="preserve"> T</w:t>
-      </w:r>
-      <w:r>
-        <w:rPr>
-          <w:rFonts w:ascii="思源黑体 CN Normal" w:eastAsia="思源黑体 CN Normal" w:hAnsi="思源黑体 CN Normal" w:cs="思源黑体 CN Light" w:hint="eastAsia"/>
-          <w:sz w:val="18"/>
-          <w:szCs w:val="18"/>
-        </w:rPr>
-        <w:t>ransition，LST）等被作为基因组瘢痕标志物，以量化基因组瘢痕的程度。每个指标都有独特的定义，在一定程度上都能描述细胞HRD状态的出程度；但相较单个指标描述，三者组合综合计算评分能更全面反映基因组瘢痕状态，进而对基因组不稳定状态进行评估</w:t>
+        <w:t>ransition，LST）等被作为基因组瘢痕标志物，以量化基因组瘢痕的程度。每个指标都有独特的定义，在一定程度上都能描述细胞HRD状态的程度；但相较单个指标描述，三者组合综合计算评分能更全面反映基因组瘢痕状态，进而对基因组不稳定状态进行评估</w:t>
       </w:r>
       <w:bookmarkEnd w:id="14"/>
       <w:r>
@@ -11153,25 +10667,7 @@
           <w:sz w:val="18"/>
           <w:szCs w:val="18"/>
         </w:rPr>
-        <w:t>PARP抑制剂是一种</w:t>
-      </w:r>
-      <w:proofErr w:type="gramStart"/>
-      <w:r>
-        <w:rPr>
-          <w:rFonts w:ascii="思源黑体 CN Normal" w:eastAsia="思源黑体 CN Normal" w:hAnsi="思源黑体 CN Normal" w:cs="思源黑体 CN Light" w:hint="eastAsia"/>
-          <w:sz w:val="18"/>
-          <w:szCs w:val="18"/>
-        </w:rPr>
-        <w:t>靶向聚</w:t>
-      </w:r>
-      <w:proofErr w:type="gramEnd"/>
-      <w:r>
-        <w:rPr>
-          <w:rFonts w:ascii="思源黑体 CN Normal" w:eastAsia="思源黑体 CN Normal" w:hAnsi="思源黑体 CN Normal" w:cs="思源黑体 CN Light" w:hint="eastAsia"/>
-          <w:sz w:val="18"/>
-          <w:szCs w:val="18"/>
-        </w:rPr>
-        <w:t>ADP核糖聚合酶（poly</w:t>
+        <w:t>PARP抑制剂是一种靶向聚ADP核糖聚合酶（poly</w:t>
       </w:r>
       <w:r>
         <w:rPr>
@@ -11275,25 +10771,25 @@
           <w:sz w:val="18"/>
           <w:szCs w:val="18"/>
         </w:rPr>
-        <w:t>等）存在致病性/疑似致病性变异，细胞无法通过同源重组修复双链DNA损伤，会更加依赖PARP</w:t>
-      </w:r>
-      <w:proofErr w:type="gramStart"/>
+        <w:t>等）存在致病性/疑似致病性变异，细胞无法通过同源重组修复双链DNA损伤，会更加依赖PARP介导的DNA修复通路。使用PARP抑制剂后，单链DNA断裂损伤不能被修复，不断累积，增加双链DNA断裂的发生。DNA复制叉停止，细胞毒性产生，导致合成致死。BRCA1、BRCA2和其它称为“类BRCA” (</w:t>
+      </w:r>
+      <w:proofErr w:type="spellStart"/>
       <w:r>
         <w:rPr>
           <w:rFonts w:ascii="思源黑体 CN Normal" w:eastAsia="思源黑体 CN Normal" w:hAnsi="思源黑体 CN Normal" w:cs="思源黑体 CN Light" w:hint="eastAsia"/>
           <w:sz w:val="18"/>
           <w:szCs w:val="18"/>
         </w:rPr>
-        <w:t>介</w:t>
-      </w:r>
-      <w:proofErr w:type="gramEnd"/>
+        <w:t>BRCAness</w:t>
+      </w:r>
+      <w:proofErr w:type="spellEnd"/>
       <w:r>
         <w:rPr>
           <w:rFonts w:ascii="思源黑体 CN Normal" w:eastAsia="思源黑体 CN Normal" w:hAnsi="思源黑体 CN Normal" w:cs="思源黑体 CN Light" w:hint="eastAsia"/>
           <w:sz w:val="18"/>
           <w:szCs w:val="18"/>
         </w:rPr>
-        <w:t>导的DNA修复通路。使用PARP抑制剂后，单链DNA断裂损伤不能被修复，不断累积，增加双链DNA断裂的发生。DNA复制叉停止，细胞毒性产生，导致合成致死。BRCA1、BRCA2和其它称为“类BRCA” (</w:t>
+        <w:t>) 的蛋白在HRR中起到重要作用，这些蛋白质功能受损会造成HRD。HRR基因启动子的甲基化、体细胞变异以及HRR基因的致病性/疑似致病性变异也会引起HRD，并且同样对</w:t>
       </w:r>
       <w:proofErr w:type="spellStart"/>
       <w:r>
@@ -11302,7 +10798,7 @@
           <w:sz w:val="18"/>
           <w:szCs w:val="18"/>
         </w:rPr>
-        <w:t>BRCAness</w:t>
+        <w:t>PARPi</w:t>
       </w:r>
       <w:proofErr w:type="spellEnd"/>
       <w:r>
@@ -11311,52 +10807,58 @@
           <w:sz w:val="18"/>
           <w:szCs w:val="18"/>
         </w:rPr>
-        <w:t>) 的蛋白在HRR中起到重要作用，这些蛋白质功能受损会造成HRD。HRR基因启动子的甲基化、体细胞变异以及HRR基因的致病性/疑似致病性变异也会引起HRD，并且同样对</w:t>
-      </w:r>
-      <w:proofErr w:type="spellStart"/>
+        <w:t>敏感。</w:t>
+      </w:r>
+    </w:p>
+    <w:p>
+      <w:pPr>
+        <w:spacing w:line="380" w:lineRule="exact"/>
+        <w:ind w:firstLineChars="200" w:firstLine="360"/>
+        <w:rPr>
+          <w:rFonts w:ascii="思源黑体 CN Normal" w:eastAsia="思源黑体 CN Normal" w:hAnsi="思源黑体 CN Normal" w:cs="思源黑体 CN Light"/>
+          <w:sz w:val="18"/>
+          <w:szCs w:val="18"/>
+        </w:rPr>
+      </w:pPr>
       <w:r>
         <w:rPr>
           <w:rFonts w:ascii="思源黑体 CN Normal" w:eastAsia="思源黑体 CN Normal" w:hAnsi="思源黑体 CN Normal" w:cs="思源黑体 CN Light" w:hint="eastAsia"/>
           <w:sz w:val="18"/>
           <w:szCs w:val="18"/>
         </w:rPr>
-        <w:t>PARPi</w:t>
-      </w:r>
-      <w:proofErr w:type="spellEnd"/>
+        <w:t>PARP抑制剂对PARP的作用机制包括2个方面：1是在PARP活性位点与烟酰胺腺嘌呤二核苷酸竞争，抑制多聚（ADP-核糖）聚合物的形成；2是结合到PAPR</w:t>
+      </w:r>
+      <w:r>
+        <w:rPr>
+          <w:rFonts w:ascii="思源黑体 CN Normal" w:eastAsia="思源黑体 CN Normal" w:hAnsi="思源黑体 CN Normal" w:cs="思源黑体 CN Light"/>
+          <w:sz w:val="18"/>
+          <w:szCs w:val="18"/>
+        </w:rPr>
+        <w:t>1</w:t>
+      </w:r>
       <w:r>
         <w:rPr>
           <w:rFonts w:ascii="思源黑体 CN Normal" w:eastAsia="思源黑体 CN Normal" w:hAnsi="思源黑体 CN Normal" w:cs="思源黑体 CN Light" w:hint="eastAsia"/>
           <w:sz w:val="18"/>
           <w:szCs w:val="18"/>
         </w:rPr>
-        <w:t>敏感。</w:t>
-      </w:r>
-    </w:p>
-    <w:p>
-      <w:pPr>
-        <w:spacing w:line="380" w:lineRule="exact"/>
-        <w:ind w:firstLineChars="200" w:firstLine="360"/>
+        <w:t>和/或PARP</w:t>
+      </w:r>
+      <w:r>
         <w:rPr>
           <w:rFonts w:ascii="思源黑体 CN Normal" w:eastAsia="思源黑体 CN Normal" w:hAnsi="思源黑体 CN Normal" w:cs="思源黑体 CN Light"/>
           <w:sz w:val="18"/>
           <w:szCs w:val="18"/>
         </w:rPr>
-      </w:pPr>
+        <w:t>2</w:t>
+      </w:r>
       <w:r>
         <w:rPr>
           <w:rFonts w:ascii="思源黑体 CN Normal" w:eastAsia="思源黑体 CN Normal" w:hAnsi="思源黑体 CN Normal" w:cs="思源黑体 CN Light" w:hint="eastAsia"/>
           <w:sz w:val="18"/>
           <w:szCs w:val="18"/>
         </w:rPr>
-        <w:t>PARP抑制剂对PARP的作用机制包括2个方面：1是在PARP活性位点与烟酰胺腺嘌呤二核苷酸竞争，抑制多聚（ADP-核糖）聚合物的形成；2是结合到PAPR</w:t>
-      </w:r>
-      <w:r>
-        <w:rPr>
-          <w:rFonts w:ascii="思源黑体 CN Normal" w:eastAsia="思源黑体 CN Normal" w:hAnsi="思源黑体 CN Normal" w:cs="思源黑体 CN Light"/>
-          <w:sz w:val="18"/>
-          <w:szCs w:val="18"/>
-        </w:rPr>
-        <w:t>1</w:t>
+        <w:t>的烟酰胺腺嘌呤二核苷酸结合口袋，造成构象异构，稳定DNA-PARP的可逆解离，使PARP保持对DNA的结合，这一过程被称为DNA-PARP复合物的“捕获（trapping）”，从而导致DNA-PARP复合物长期存在，抑制DNA</w:t>
       </w:r>
       <w:r>
         <w:rPr>
@@ -11364,15 +10866,7 @@
           <w:sz w:val="18"/>
           <w:szCs w:val="18"/>
         </w:rPr>
-        <w:t>和/或PARP</w:t>
-      </w:r>
-      <w:r>
-        <w:rPr>
-          <w:rFonts w:ascii="思源黑体 CN Normal" w:eastAsia="思源黑体 CN Normal" w:hAnsi="思源黑体 CN Normal" w:cs="思源黑体 CN Light"/>
-          <w:sz w:val="18"/>
-          <w:szCs w:val="18"/>
-        </w:rPr>
-        <w:t>2</w:t>
+        <w:t>后续</w:t>
       </w:r>
       <w:r>
         <w:rPr>
@@ -11380,7 +10874,7 @@
           <w:sz w:val="18"/>
           <w:szCs w:val="18"/>
         </w:rPr>
-        <w:t>的烟酰胺腺嘌呤二核苷酸结合口袋，造成构象异构，稳定DNA-PARP的可逆解离，使PARP保持对DNA的结合，这一过程被称为DNA-PARP复合物的“捕获（trapping）”，从而导致DNA-PARP复合物长期存在，抑制DNA后需修复过程。</w:t>
+        <w:t>修复过程。</w:t>
       </w:r>
     </w:p>
     <w:p>
@@ -11547,27 +11041,7 @@
           <w:sz w:val="18"/>
           <w:szCs w:val="18"/>
         </w:rPr>
-        <w:t>检测的靶</w:t>
-      </w:r>
-      <w:proofErr w:type="gramStart"/>
-      <w:r>
-        <w:rPr>
-          <w:rFonts w:ascii="思源黑体 CN Bold" w:eastAsia="思源黑体 CN Bold" w:hAnsi="思源黑体 CN Bold" w:cs="思源黑体 CN Normal" w:hint="eastAsia"/>
-          <w:b/>
-          <w:sz w:val="18"/>
-          <w:szCs w:val="18"/>
-        </w:rPr>
-        <w:t>向治疗</w:t>
-      </w:r>
-      <w:proofErr w:type="gramEnd"/>
-      <w:r>
-        <w:rPr>
-          <w:rFonts w:ascii="思源黑体 CN Bold" w:eastAsia="思源黑体 CN Bold" w:hAnsi="思源黑体 CN Bold" w:cs="思源黑体 CN Normal" w:hint="eastAsia"/>
-          <w:b/>
-          <w:sz w:val="18"/>
-          <w:szCs w:val="18"/>
-        </w:rPr>
-        <w:t>指导意义</w:t>
+        <w:t>检测的靶向治疗指导意义</w:t>
       </w:r>
     </w:p>
     <w:p>
@@ -11586,25 +11060,25 @@
           <w:sz w:val="18"/>
           <w:szCs w:val="18"/>
         </w:rPr>
-        <w:t>同源重组修复相关基因突变及HRD状态可以指导PARP抑制剂靶向治疗。目前，全球已有多种PARP抑制剂获批上市，如由FDA批准的奥拉帕利（Olaparib）、鲁卡帕尼（Rucaparib）、尼拉帕利（Niraparib）、他拉</w:t>
-      </w:r>
-      <w:proofErr w:type="gramStart"/>
+        <w:t>同源重组修复相关基因突变及HRD状态可以指导PARP抑制剂靶向治疗。目前，全球已有多种PARP抑制剂获批上市，如由FDA批准的奥拉帕利（Olaparib）、鲁卡帕尼（Rucaparib）、尼拉帕利（Niraparib）、他拉唑帕利（</w:t>
+      </w:r>
+      <w:proofErr w:type="spellStart"/>
       <w:r>
         <w:rPr>
           <w:rFonts w:ascii="思源黑体 CN Normal" w:eastAsia="思源黑体 CN Normal" w:hAnsi="思源黑体 CN Normal" w:cs="思源黑体 CN Light" w:hint="eastAsia"/>
           <w:sz w:val="18"/>
           <w:szCs w:val="18"/>
         </w:rPr>
-        <w:t>唑</w:t>
-      </w:r>
-      <w:proofErr w:type="gramEnd"/>
+        <w:t>Talazoparib</w:t>
+      </w:r>
+      <w:proofErr w:type="spellEnd"/>
       <w:r>
         <w:rPr>
           <w:rFonts w:ascii="思源黑体 CN Normal" w:eastAsia="思源黑体 CN Normal" w:hAnsi="思源黑体 CN Normal" w:cs="思源黑体 CN Light" w:hint="eastAsia"/>
           <w:sz w:val="18"/>
           <w:szCs w:val="18"/>
         </w:rPr>
-        <w:t>帕利（</w:t>
+        <w:t>）以及近期由NMPA批准的氟唑帕利（</w:t>
       </w:r>
       <w:proofErr w:type="spellStart"/>
       <w:r>
@@ -11613,7 +11087,7 @@
           <w:sz w:val="18"/>
           <w:szCs w:val="18"/>
         </w:rPr>
-        <w:t>Talazoparib</w:t>
+        <w:t>Fluzoparib</w:t>
       </w:r>
       <w:proofErr w:type="spellEnd"/>
       <w:r>
@@ -11622,61 +11096,25 @@
           <w:sz w:val="18"/>
           <w:szCs w:val="18"/>
         </w:rPr>
-        <w:t>）以及近期由NMPA批准的氟</w:t>
-      </w:r>
-      <w:proofErr w:type="gramStart"/>
+        <w:t>）和帕米帕利（</w:t>
+      </w:r>
+      <w:proofErr w:type="spellStart"/>
       <w:r>
         <w:rPr>
           <w:rFonts w:ascii="思源黑体 CN Normal" w:eastAsia="思源黑体 CN Normal" w:hAnsi="思源黑体 CN Normal" w:cs="思源黑体 CN Light" w:hint="eastAsia"/>
           <w:sz w:val="18"/>
           <w:szCs w:val="18"/>
         </w:rPr>
-        <w:t>唑</w:t>
-      </w:r>
-      <w:proofErr w:type="gramEnd"/>
+        <w:t>Pamiparib</w:t>
+      </w:r>
+      <w:proofErr w:type="spellEnd"/>
       <w:r>
         <w:rPr>
           <w:rFonts w:ascii="思源黑体 CN Normal" w:eastAsia="思源黑体 CN Normal" w:hAnsi="思源黑体 CN Normal" w:cs="思源黑体 CN Light" w:hint="eastAsia"/>
           <w:sz w:val="18"/>
           <w:szCs w:val="18"/>
         </w:rPr>
-        <w:t>帕利（</w:t>
-      </w:r>
-      <w:proofErr w:type="spellStart"/>
-      <w:r>
-        <w:rPr>
-          <w:rFonts w:ascii="思源黑体 CN Normal" w:eastAsia="思源黑体 CN Normal" w:hAnsi="思源黑体 CN Normal" w:cs="思源黑体 CN Light" w:hint="eastAsia"/>
-          <w:sz w:val="18"/>
-          <w:szCs w:val="18"/>
-        </w:rPr>
-        <w:t>Fluzoparib</w:t>
-      </w:r>
-      <w:proofErr w:type="spellEnd"/>
-      <w:r>
-        <w:rPr>
-          <w:rFonts w:ascii="思源黑体 CN Normal" w:eastAsia="思源黑体 CN Normal" w:hAnsi="思源黑体 CN Normal" w:cs="思源黑体 CN Light" w:hint="eastAsia"/>
-          <w:sz w:val="18"/>
-          <w:szCs w:val="18"/>
-        </w:rPr>
-        <w:t>）和帕米帕利（</w:t>
-      </w:r>
-      <w:proofErr w:type="spellStart"/>
-      <w:r>
-        <w:rPr>
-          <w:rFonts w:ascii="思源黑体 CN Normal" w:eastAsia="思源黑体 CN Normal" w:hAnsi="思源黑体 CN Normal" w:cs="思源黑体 CN Light" w:hint="eastAsia"/>
-          <w:sz w:val="18"/>
-          <w:szCs w:val="18"/>
-        </w:rPr>
-        <w:t>Pamiparib</w:t>
-      </w:r>
-      <w:proofErr w:type="spellEnd"/>
-      <w:r>
-        <w:rPr>
-          <w:rFonts w:ascii="思源黑体 CN Normal" w:eastAsia="思源黑体 CN Normal" w:hAnsi="思源黑体 CN Normal" w:cs="思源黑体 CN Light" w:hint="eastAsia"/>
-          <w:sz w:val="18"/>
-          <w:szCs w:val="18"/>
-        </w:rPr>
-        <w:t>）等，已经相继在卵巢癌、前列腺癌、乳腺癌、胰腺癌等肿瘤中获批诸多适应症，其中也包括以HRR基因突变和HRD作为生物标志物的适应症获批。HRD检测在PARP抑制剂治疗卵巢癌中具有重要的应用价值；在乳腺癌、胰腺癌、前列腺癌中，其对PARP抑制剂或含铂类 药物的临床应用可能也具有潜在的指导价值。</w:t>
+        <w:t>）等，已经相继在卵巢癌、前列腺癌、乳腺癌、胰腺癌等肿瘤中获批诸多适应症，其中也包括以HRR基因突变和HRD作为生物标志物的适应症获批。HRD检测在PARP抑制剂治疗卵巢癌中具有重要的应用价值；在乳腺癌、胰腺癌、前列腺癌中，其对PARP抑制剂或含铂类药物的临床应用可能也具有潜在的指导价值。</w:t>
       </w:r>
     </w:p>
     <w:p>
